--- a/report_template/template_main/tGA18_CustomEdition_SDZL_v1.1.2.docx
+++ b/report_template/template_main/tGA18_CustomEdition_SDZL_v1.1.2.docx
@@ -27,13 +27,13 @@
           <w:szCs w:val="36"/>
         </w:rPr>
         <w:drawing>
-          <wp:anchor distT="0" distB="0" distL="114300" distR="114300" simplePos="0" relativeHeight="251659264" behindDoc="0" locked="0" layoutInCell="1" allowOverlap="1" wp14:anchorId="78091CD0" wp14:editId="10A340EA">
+          <wp:anchor distT="0" distB="0" distL="114300" distR="114300" simplePos="0" relativeHeight="251664384" behindDoc="0" locked="0" layoutInCell="1" allowOverlap="1" wp14:anchorId="13D4B6C6" wp14:editId="0D3A4779">
             <wp:simplePos x="0" y="0"/>
             <wp:positionH relativeFrom="column">
-              <wp:posOffset>166370</wp:posOffset>
+              <wp:posOffset>171450</wp:posOffset>
             </wp:positionH>
             <wp:positionV relativeFrom="paragraph">
-              <wp:posOffset>73025</wp:posOffset>
+              <wp:posOffset>132715</wp:posOffset>
             </wp:positionV>
             <wp:extent cx="720090" cy="720090"/>
             <wp:effectExtent l="0" t="0" r="3810" b="3810"/>
@@ -260,7 +260,7 @@
               </wp:anchor>
             </w:drawing>
           </mc:Choice>
-          <mc:Fallback xmlns:wpsCustomData="http://www.wps.cn/officeDocument/2013/wpsCustomData" xmlns:w16sdtfl="http://schemas.microsoft.com/office/word/2024/wordml/sdtformatlock" xmlns:w16du="http://schemas.microsoft.com/office/word/2023/wordml/word16du" xmlns:oel="http://schemas.microsoft.com/office/2019/extlst">
+          <mc:Fallback xmlns:oel="http://schemas.microsoft.com/office/2019/extlst" xmlns:w16du="http://schemas.microsoft.com/office/word/2023/wordml/word16du" xmlns:w16sdtfl="http://schemas.microsoft.com/office/word/2024/wordml/sdtformatlock" xmlns:wpsCustomData="http://www.wps.cn/officeDocument/2013/wpsCustomData">
             <w:pict>
               <v:line id="直接连接符 2" o:spid="_x0000_s1026" o:spt="20" style="position:absolute;left:0pt;flip:y;margin-left:0.8pt;margin-top:23.2pt;height:0.05pt;width:483.2pt;z-index:251661312;mso-width-relative:page;mso-height-relative:page;" filled="f" stroked="t" coordsize="21600,21600" o:gfxdata="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">
                 <v:fill on="f" focussize="0,0"/>
@@ -444,7 +444,68 @@
                 <w:sz w:val="23"/>
                 <w:szCs w:val="23"/>
               </w:rPr>
-              <w:t>{%if sample.patient_name%}{{sample.patient_name}}{%else%}-{%endif%}</w:t>
+              <w:t xml:space="preserve">{%if </w:t>
+            </w:r>
+            <w:proofErr w:type="spellStart"/>
+            <w:proofErr w:type="gramStart"/>
+            <w:r>
+              <w:rPr>
+                <w:rFonts w:ascii="Arial" w:eastAsia="微软雅黑" w:hAnsi="Arial" w:cs="Arial"/>
+                <w:snapToGrid w:val="0"/>
+                <w:color w:val="000000"/>
+                <w:kern w:val="0"/>
+                <w:sz w:val="23"/>
+                <w:szCs w:val="23"/>
+              </w:rPr>
+              <w:t>sample.patient</w:t>
+            </w:r>
+            <w:proofErr w:type="gramEnd"/>
+            <w:r>
+              <w:rPr>
+                <w:rFonts w:ascii="Arial" w:eastAsia="微软雅黑" w:hAnsi="Arial" w:cs="Arial"/>
+                <w:snapToGrid w:val="0"/>
+                <w:color w:val="000000"/>
+                <w:kern w:val="0"/>
+                <w:sz w:val="23"/>
+                <w:szCs w:val="23"/>
+              </w:rPr>
+              <w:t>_name</w:t>
+            </w:r>
+            <w:proofErr w:type="spellEnd"/>
+            <w:r>
+              <w:rPr>
+                <w:rFonts w:ascii="Arial" w:eastAsia="微软雅黑" w:hAnsi="Arial" w:cs="Arial"/>
+                <w:snapToGrid w:val="0"/>
+                <w:color w:val="000000"/>
+                <w:kern w:val="0"/>
+                <w:sz w:val="23"/>
+                <w:szCs w:val="23"/>
+              </w:rPr>
+              <w:t>%}{{</w:t>
+            </w:r>
+            <w:proofErr w:type="spellStart"/>
+            <w:r>
+              <w:rPr>
+                <w:rFonts w:ascii="Arial" w:eastAsia="微软雅黑" w:hAnsi="Arial" w:cs="Arial"/>
+                <w:snapToGrid w:val="0"/>
+                <w:color w:val="000000"/>
+                <w:kern w:val="0"/>
+                <w:sz w:val="23"/>
+                <w:szCs w:val="23"/>
+              </w:rPr>
+              <w:t>sample.patient_name</w:t>
+            </w:r>
+            <w:proofErr w:type="spellEnd"/>
+            <w:r>
+              <w:rPr>
+                <w:rFonts w:ascii="Arial" w:eastAsia="微软雅黑" w:hAnsi="Arial" w:cs="Arial"/>
+                <w:snapToGrid w:val="0"/>
+                <w:color w:val="000000"/>
+                <w:kern w:val="0"/>
+                <w:sz w:val="23"/>
+                <w:szCs w:val="23"/>
+              </w:rPr>
+              <w:t>}}{%else%}-{%endif%}</w:t>
             </w:r>
           </w:p>
         </w:tc>
@@ -581,7 +642,57 @@
                 <w:sz w:val="23"/>
                 <w:szCs w:val="23"/>
               </w:rPr>
-              <w:t>{%if sample.gender%}{{sample.gender}}{%else%}-{%endif%}</w:t>
+              <w:t xml:space="preserve">{%if </w:t>
+            </w:r>
+            <w:proofErr w:type="spellStart"/>
+            <w:proofErr w:type="gramStart"/>
+            <w:r>
+              <w:rPr>
+                <w:rFonts w:ascii="Arial" w:eastAsia="微软雅黑" w:hAnsi="Arial" w:cs="Arial"/>
+                <w:snapToGrid w:val="0"/>
+                <w:color w:val="000000"/>
+                <w:kern w:val="0"/>
+                <w:sz w:val="23"/>
+                <w:szCs w:val="23"/>
+              </w:rPr>
+              <w:t>sample.gender</w:t>
+            </w:r>
+            <w:proofErr w:type="spellEnd"/>
+            <w:proofErr w:type="gramEnd"/>
+            <w:r>
+              <w:rPr>
+                <w:rFonts w:ascii="Arial" w:eastAsia="微软雅黑" w:hAnsi="Arial" w:cs="Arial"/>
+                <w:snapToGrid w:val="0"/>
+                <w:color w:val="000000"/>
+                <w:kern w:val="0"/>
+                <w:sz w:val="23"/>
+                <w:szCs w:val="23"/>
+              </w:rPr>
+              <w:t>%}{{</w:t>
+            </w:r>
+            <w:proofErr w:type="spellStart"/>
+            <w:r>
+              <w:rPr>
+                <w:rFonts w:ascii="Arial" w:eastAsia="微软雅黑" w:hAnsi="Arial" w:cs="Arial"/>
+                <w:snapToGrid w:val="0"/>
+                <w:color w:val="000000"/>
+                <w:kern w:val="0"/>
+                <w:sz w:val="23"/>
+                <w:szCs w:val="23"/>
+              </w:rPr>
+              <w:t>sample.gender</w:t>
+            </w:r>
+            <w:proofErr w:type="spellEnd"/>
+            <w:r>
+              <w:rPr>
+                <w:rFonts w:ascii="Arial" w:eastAsia="微软雅黑" w:hAnsi="Arial" w:cs="Arial"/>
+                <w:snapToGrid w:val="0"/>
+                <w:color w:val="000000"/>
+                <w:kern w:val="0"/>
+                <w:sz w:val="23"/>
+                <w:szCs w:val="23"/>
+              </w:rPr>
+              <w:t>}}{%else%}-{%endif%}</w:t>
             </w:r>
           </w:p>
         </w:tc>
@@ -726,7 +837,79 @@
                 <w:sz w:val="23"/>
                 <w:szCs w:val="23"/>
               </w:rPr>
-              <w:t>{%if sample.age %}{{sample.age}}{%else%}-{%endif%}</w:t>
+              <w:t xml:space="preserve">{%if </w:t>
+            </w:r>
+            <w:proofErr w:type="spellStart"/>
+            <w:r>
+              <w:rPr>
+                <w:rFonts w:ascii="Arial" w:eastAsia="微软雅黑" w:hAnsi="Arial" w:cs="Arial"/>
+                <w:snapToGrid w:val="0"/>
+                <w:color w:val="000000"/>
+                <w:kern w:val="0"/>
+                <w:sz w:val="23"/>
+                <w:szCs w:val="23"/>
+              </w:rPr>
+              <w:t>sample.age</w:t>
+            </w:r>
+            <w:proofErr w:type="spellEnd"/>
+            <w:r>
+              <w:rPr>
+                <w:rFonts w:ascii="Arial" w:eastAsia="微软雅黑" w:hAnsi="Arial" w:cs="Arial"/>
+                <w:snapToGrid w:val="0"/>
+                <w:color w:val="000000"/>
+                <w:kern w:val="0"/>
+                <w:sz w:val="23"/>
+                <w:szCs w:val="23"/>
+              </w:rPr>
+              <w:t xml:space="preserve"> </w:t>
+            </w:r>
+            <w:proofErr w:type="gramStart"/>
+            <w:r>
+              <w:rPr>
+                <w:rFonts w:ascii="Arial" w:eastAsia="微软雅黑" w:hAnsi="Arial" w:cs="Arial"/>
+                <w:snapToGrid w:val="0"/>
+                <w:color w:val="000000"/>
+                <w:kern w:val="0"/>
+                <w:sz w:val="23"/>
+                <w:szCs w:val="23"/>
+              </w:rPr>
+              <w:t>%}{</w:t>
+            </w:r>
+            <w:proofErr w:type="gramEnd"/>
+            <w:r>
+              <w:rPr>
+                <w:rFonts w:ascii="Arial" w:eastAsia="微软雅黑" w:hAnsi="Arial" w:cs="Arial"/>
+                <w:snapToGrid w:val="0"/>
+                <w:color w:val="000000"/>
+                <w:kern w:val="0"/>
+                <w:sz w:val="23"/>
+                <w:szCs w:val="23"/>
+              </w:rPr>
+              <w:t>{</w:t>
+            </w:r>
+            <w:proofErr w:type="spellStart"/>
+            <w:r>
+              <w:rPr>
+                <w:rFonts w:ascii="Arial" w:eastAsia="微软雅黑" w:hAnsi="Arial" w:cs="Arial"/>
+                <w:snapToGrid w:val="0"/>
+                <w:color w:val="000000"/>
+                <w:kern w:val="0"/>
+                <w:sz w:val="23"/>
+                <w:szCs w:val="23"/>
+              </w:rPr>
+              <w:t>sample.age</w:t>
+            </w:r>
+            <w:proofErr w:type="spellEnd"/>
+            <w:r>
+              <w:rPr>
+                <w:rFonts w:ascii="Arial" w:eastAsia="微软雅黑" w:hAnsi="Arial" w:cs="Arial"/>
+                <w:snapToGrid w:val="0"/>
+                <w:color w:val="000000"/>
+                <w:kern w:val="0"/>
+                <w:sz w:val="23"/>
+                <w:szCs w:val="23"/>
+              </w:rPr>
+              <w:t>}}{%else%}-{%endif%}</w:t>
             </w:r>
           </w:p>
         </w:tc>
@@ -850,8 +1033,9 @@
                 <w:sz w:val="23"/>
                 <w:szCs w:val="23"/>
               </w:rPr>
-              <w:t>{sample.</w:t>
-            </w:r>
+              <w:t>{</w:t>
+            </w:r>
+            <w:proofErr w:type="spellStart"/>
             <w:r>
               <w:rPr>
                 <w:rFonts w:ascii="Arial" w:eastAsia="微软雅黑" w:hAnsi="Arial" w:cs="Arial"/>
@@ -861,7 +1045,30 @@
                 <w:sz w:val="23"/>
                 <w:szCs w:val="23"/>
               </w:rPr>
-              <w:t>ZJFB_mark_dict.</w:t>
+              <w:t>sample.</w:t>
+            </w:r>
+            <w:r>
+              <w:rPr>
+                <w:rFonts w:ascii="Arial" w:eastAsia="微软雅黑" w:hAnsi="Arial" w:cs="Arial"/>
+                <w:snapToGrid w:val="0"/>
+                <w:color w:val="000000"/>
+                <w:kern w:val="0"/>
+                <w:sz w:val="23"/>
+                <w:szCs w:val="23"/>
+              </w:rPr>
+              <w:t>ZJFB_mark_dict</w:t>
+            </w:r>
+            <w:proofErr w:type="spellEnd"/>
+            <w:r>
+              <w:rPr>
+                <w:rFonts w:ascii="Arial" w:eastAsia="微软雅黑" w:hAnsi="Arial" w:cs="Arial"/>
+                <w:snapToGrid w:val="0"/>
+                <w:color w:val="000000"/>
+                <w:kern w:val="0"/>
+                <w:sz w:val="23"/>
+                <w:szCs w:val="23"/>
+              </w:rPr>
+              <w:t>.</w:t>
             </w:r>
             <w:r>
               <w:rPr>
@@ -1031,7 +1238,31 @@
                 <w:sz w:val="23"/>
                 <w:szCs w:val="23"/>
               </w:rPr>
-              <w:t>{sample.ZJFB_mark_dict.</w:t>
+              <w:t>{</w:t>
+            </w:r>
+            <w:proofErr w:type="spellStart"/>
+            <w:r>
+              <w:rPr>
+                <w:rFonts w:ascii="Arial" w:eastAsia="微软雅黑" w:hAnsi="Arial" w:cs="Arial"/>
+                <w:snapToGrid w:val="0"/>
+                <w:color w:val="000000"/>
+                <w:kern w:val="0"/>
+                <w:sz w:val="23"/>
+                <w:szCs w:val="23"/>
+              </w:rPr>
+              <w:t>sample.ZJFB_mark_dict</w:t>
+            </w:r>
+            <w:proofErr w:type="spellEnd"/>
+            <w:r>
+              <w:rPr>
+                <w:rFonts w:ascii="Arial" w:eastAsia="微软雅黑" w:hAnsi="Arial" w:cs="Arial"/>
+                <w:snapToGrid w:val="0"/>
+                <w:color w:val="000000"/>
+                <w:kern w:val="0"/>
+                <w:sz w:val="23"/>
+                <w:szCs w:val="23"/>
+              </w:rPr>
+              <w:t>.</w:t>
             </w:r>
             <w:r>
               <w:rPr>
@@ -1247,7 +1478,31 @@
                 <w:sz w:val="23"/>
                 <w:szCs w:val="23"/>
               </w:rPr>
-              <w:t>{sample.ZJFB_mark_dict.</w:t>
+              <w:t>{</w:t>
+            </w:r>
+            <w:proofErr w:type="spellStart"/>
+            <w:r>
+              <w:rPr>
+                <w:rFonts w:ascii="Arial" w:eastAsia="微软雅黑" w:hAnsi="Arial" w:cs="Arial"/>
+                <w:snapToGrid w:val="0"/>
+                <w:color w:val="000000"/>
+                <w:kern w:val="0"/>
+                <w:sz w:val="23"/>
+                <w:szCs w:val="23"/>
+              </w:rPr>
+              <w:t>sample.ZJFB_mark_dict</w:t>
+            </w:r>
+            <w:proofErr w:type="spellEnd"/>
+            <w:r>
+              <w:rPr>
+                <w:rFonts w:ascii="Arial" w:eastAsia="微软雅黑" w:hAnsi="Arial" w:cs="Arial"/>
+                <w:snapToGrid w:val="0"/>
+                <w:color w:val="000000"/>
+                <w:kern w:val="0"/>
+                <w:sz w:val="23"/>
+                <w:szCs w:val="23"/>
+              </w:rPr>
+              <w:t>.</w:t>
             </w:r>
             <w:r>
               <w:rPr>
@@ -1469,7 +1724,31 @@
                 <w:sz w:val="23"/>
                 <w:szCs w:val="23"/>
               </w:rPr>
-              <w:t>{sample.ZJFB_mark_dict.</w:t>
+              <w:t>{</w:t>
+            </w:r>
+            <w:proofErr w:type="spellStart"/>
+            <w:r>
+              <w:rPr>
+                <w:rFonts w:ascii="Arial" w:eastAsia="微软雅黑" w:hAnsi="Arial" w:cs="Arial"/>
+                <w:snapToGrid w:val="0"/>
+                <w:color w:val="000000"/>
+                <w:kern w:val="0"/>
+                <w:sz w:val="23"/>
+                <w:szCs w:val="23"/>
+              </w:rPr>
+              <w:t>sample.ZJFB_mark_dict</w:t>
+            </w:r>
+            <w:proofErr w:type="spellEnd"/>
+            <w:r>
+              <w:rPr>
+                <w:rFonts w:ascii="Arial" w:eastAsia="微软雅黑" w:hAnsi="Arial" w:cs="Arial"/>
+                <w:snapToGrid w:val="0"/>
+                <w:color w:val="000000"/>
+                <w:kern w:val="0"/>
+                <w:sz w:val="23"/>
+                <w:szCs w:val="23"/>
+              </w:rPr>
+              <w:t>.</w:t>
             </w:r>
             <w:r>
               <w:rPr>
@@ -1610,7 +1889,31 @@
                 <w:sz w:val="23"/>
                 <w:szCs w:val="23"/>
               </w:rPr>
-              <w:t>{sample.ZJFB_mark_dict.</w:t>
+              <w:t>{</w:t>
+            </w:r>
+            <w:proofErr w:type="spellStart"/>
+            <w:r>
+              <w:rPr>
+                <w:rFonts w:ascii="Arial" w:eastAsia="微软雅黑" w:hAnsi="Arial" w:cs="Arial"/>
+                <w:snapToGrid w:val="0"/>
+                <w:color w:val="000000"/>
+                <w:kern w:val="0"/>
+                <w:sz w:val="23"/>
+                <w:szCs w:val="23"/>
+              </w:rPr>
+              <w:t>sample.ZJFB_mark_dict</w:t>
+            </w:r>
+            <w:proofErr w:type="spellEnd"/>
+            <w:r>
+              <w:rPr>
+                <w:rFonts w:ascii="Arial" w:eastAsia="微软雅黑" w:hAnsi="Arial" w:cs="Arial"/>
+                <w:snapToGrid w:val="0"/>
+                <w:color w:val="000000"/>
+                <w:kern w:val="0"/>
+                <w:sz w:val="23"/>
+                <w:szCs w:val="23"/>
+              </w:rPr>
+              <w:t>.</w:t>
             </w:r>
             <w:r>
               <w:rPr>
@@ -1765,7 +2068,33 @@
                 <w:sz w:val="23"/>
                 <w:szCs w:val="23"/>
               </w:rPr>
-              <w:t>” not in sample.tumor_names_cn%}{%if sample.pathol_diagn%}{{sample.pathol_diagn}}{%else%}-{%endif%}{%else%}-{%endif%}</w:t>
+              <w:t xml:space="preserve">” not in </w:t>
+            </w:r>
+            <w:proofErr w:type="spellStart"/>
+            <w:r>
+              <w:rPr>
+                <w:rFonts w:ascii="Arial" w:eastAsia="微软雅黑" w:hAnsi="Arial" w:cs="微软雅黑"/>
+                <w:snapToGrid w:val="0"/>
+                <w:color w:val="000000"/>
+                <w:spacing w:val="10"/>
+                <w:kern w:val="0"/>
+                <w:sz w:val="23"/>
+                <w:szCs w:val="23"/>
+              </w:rPr>
+              <w:t>sample.tumor_names_cn</w:t>
+            </w:r>
+            <w:proofErr w:type="spellEnd"/>
+            <w:r>
+              <w:rPr>
+                <w:rFonts w:ascii="Arial" w:eastAsia="微软雅黑" w:hAnsi="Arial" w:cs="微软雅黑"/>
+                <w:snapToGrid w:val="0"/>
+                <w:color w:val="000000"/>
+                <w:spacing w:val="10"/>
+                <w:kern w:val="0"/>
+                <w:sz w:val="23"/>
+                <w:szCs w:val="23"/>
+              </w:rPr>
+              <w:t>%}{%if sample.pathol_diagn%}{{sample.pathol_diagn}}{%else%}-{%endif%}{%else%}-{%endif%}</w:t>
             </w:r>
           </w:p>
         </w:tc>
@@ -1878,7 +2207,68 @@
                 <w:sz w:val="23"/>
                 <w:szCs w:val="23"/>
               </w:rPr>
-              <w:t>{%if sample.sample_type%}{{ sample.sample_type}}{%else%}-{%endif%}</w:t>
+              <w:t xml:space="preserve">{%if </w:t>
+            </w:r>
+            <w:proofErr w:type="spellStart"/>
+            <w:r>
+              <w:rPr>
+                <w:rFonts w:ascii="Arial" w:eastAsia="微软雅黑" w:hAnsi="Arial" w:cs="Arial"/>
+                <w:snapToGrid w:val="0"/>
+                <w:color w:val="000000"/>
+                <w:kern w:val="0"/>
+                <w:sz w:val="23"/>
+                <w:szCs w:val="23"/>
+              </w:rPr>
+              <w:t>sample.sample_type</w:t>
+            </w:r>
+            <w:proofErr w:type="spellEnd"/>
+            <w:proofErr w:type="gramStart"/>
+            <w:r>
+              <w:rPr>
+                <w:rFonts w:ascii="Arial" w:eastAsia="微软雅黑" w:hAnsi="Arial" w:cs="Arial"/>
+                <w:snapToGrid w:val="0"/>
+                <w:color w:val="000000"/>
+                <w:kern w:val="0"/>
+                <w:sz w:val="23"/>
+                <w:szCs w:val="23"/>
+              </w:rPr>
+              <w:t>%}{</w:t>
+            </w:r>
+            <w:proofErr w:type="gramEnd"/>
+            <w:r>
+              <w:rPr>
+                <w:rFonts w:ascii="Arial" w:eastAsia="微软雅黑" w:hAnsi="Arial" w:cs="Arial"/>
+                <w:snapToGrid w:val="0"/>
+                <w:color w:val="000000"/>
+                <w:kern w:val="0"/>
+                <w:sz w:val="23"/>
+                <w:szCs w:val="23"/>
+              </w:rPr>
+              <w:t xml:space="preserve">{ </w:t>
+            </w:r>
+            <w:proofErr w:type="spellStart"/>
+            <w:r>
+              <w:rPr>
+                <w:rFonts w:ascii="Arial" w:eastAsia="微软雅黑" w:hAnsi="Arial" w:cs="Arial"/>
+                <w:snapToGrid w:val="0"/>
+                <w:color w:val="000000"/>
+                <w:kern w:val="0"/>
+                <w:sz w:val="23"/>
+                <w:szCs w:val="23"/>
+              </w:rPr>
+              <w:t>sample.sample_type</w:t>
+            </w:r>
+            <w:proofErr w:type="spellEnd"/>
+            <w:r>
+              <w:rPr>
+                <w:rFonts w:ascii="Arial" w:eastAsia="微软雅黑" w:hAnsi="Arial" w:cs="Arial"/>
+                <w:snapToGrid w:val="0"/>
+                <w:color w:val="000000"/>
+                <w:kern w:val="0"/>
+                <w:sz w:val="23"/>
+                <w:szCs w:val="23"/>
+              </w:rPr>
+              <w:t>}}{%else%}-{%endif%}</w:t>
             </w:r>
           </w:p>
         </w:tc>
@@ -1986,7 +2376,31 @@
                 <w:sz w:val="23"/>
                 <w:szCs w:val="23"/>
               </w:rPr>
-              <w:t>{sample.ZJFB_mark_dict.</w:t>
+              <w:t>{</w:t>
+            </w:r>
+            <w:proofErr w:type="spellStart"/>
+            <w:r>
+              <w:rPr>
+                <w:rFonts w:ascii="Arial" w:eastAsia="微软雅黑" w:hAnsi="Arial" w:cs="Arial"/>
+                <w:snapToGrid w:val="0"/>
+                <w:color w:val="000000"/>
+                <w:kern w:val="0"/>
+                <w:sz w:val="23"/>
+                <w:szCs w:val="23"/>
+              </w:rPr>
+              <w:t>sample.ZJFB_mark_dict</w:t>
+            </w:r>
+            <w:proofErr w:type="spellEnd"/>
+            <w:r>
+              <w:rPr>
+                <w:rFonts w:ascii="Arial" w:eastAsia="微软雅黑" w:hAnsi="Arial" w:cs="Arial"/>
+                <w:snapToGrid w:val="0"/>
+                <w:color w:val="000000"/>
+                <w:kern w:val="0"/>
+                <w:sz w:val="23"/>
+                <w:szCs w:val="23"/>
+              </w:rPr>
+              <w:t>.</w:t>
             </w:r>
             <w:r>
               <w:rPr>
@@ -2203,7 +2617,31 @@
                 <w:sz w:val="23"/>
                 <w:szCs w:val="23"/>
               </w:rPr>
-              <w:t>{sample.ZJFB_mark_dict.</w:t>
+              <w:t>{</w:t>
+            </w:r>
+            <w:proofErr w:type="spellStart"/>
+            <w:r>
+              <w:rPr>
+                <w:rFonts w:ascii="Arial" w:eastAsia="微软雅黑" w:hAnsi="Arial" w:cs="Arial"/>
+                <w:snapToGrid w:val="0"/>
+                <w:color w:val="000000"/>
+                <w:kern w:val="0"/>
+                <w:sz w:val="23"/>
+                <w:szCs w:val="23"/>
+              </w:rPr>
+              <w:t>sample.ZJFB_mark_dict</w:t>
+            </w:r>
+            <w:proofErr w:type="spellEnd"/>
+            <w:r>
+              <w:rPr>
+                <w:rFonts w:ascii="Arial" w:eastAsia="微软雅黑" w:hAnsi="Arial" w:cs="Arial"/>
+                <w:snapToGrid w:val="0"/>
+                <w:color w:val="000000"/>
+                <w:kern w:val="0"/>
+                <w:sz w:val="23"/>
+                <w:szCs w:val="23"/>
+              </w:rPr>
+              <w:t>.</w:t>
             </w:r>
             <w:r>
               <w:rPr>
@@ -2541,7 +2979,33 @@
                 <w:sz w:val="23"/>
                 <w:szCs w:val="23"/>
               </w:rPr>
-              <w:t>胃肠间质瘤靶向用药或预后相关基因的部分外显子和内含子。可检测目标区域范围内点突变，插入缺失突变，融合突变，拷贝数变异，微卫星不稳定性（</w:t>
+              <w:t>胃肠间质</w:t>
+            </w:r>
+            <w:proofErr w:type="gramStart"/>
+            <w:r>
+              <w:rPr>
+                <w:rFonts w:ascii="Arial" w:eastAsia="微软雅黑" w:hAnsi="Arial" w:cs="微软雅黑" w:hint="eastAsia"/>
+                <w:snapToGrid w:val="0"/>
+                <w:color w:val="000000"/>
+                <w:spacing w:val="10"/>
+                <w:kern w:val="0"/>
+                <w:sz w:val="23"/>
+                <w:szCs w:val="23"/>
+              </w:rPr>
+              <w:t>瘤靶向</w:t>
+            </w:r>
+            <w:proofErr w:type="gramEnd"/>
+            <w:r>
+              <w:rPr>
+                <w:rFonts w:ascii="Arial" w:eastAsia="微软雅黑" w:hAnsi="Arial" w:cs="微软雅黑" w:hint="eastAsia"/>
+                <w:snapToGrid w:val="0"/>
+                <w:color w:val="000000"/>
+                <w:spacing w:val="10"/>
+                <w:kern w:val="0"/>
+                <w:sz w:val="23"/>
+                <w:szCs w:val="23"/>
+              </w:rPr>
+              <w:t>用药或预后相关基因的部分外显子和内含子。可检测目标区域范围内点突变，插入缺失突变，融合突变，拷贝数变异，微卫星不稳定性（</w:t>
             </w:r>
             <w:r>
               <w:rPr>
@@ -2950,7 +3414,7 @@
               </wp:anchor>
             </w:drawing>
           </mc:Choice>
-          <mc:Fallback xmlns:wpsCustomData="http://www.wps.cn/officeDocument/2013/wpsCustomData" xmlns:w16sdtfl="http://schemas.microsoft.com/office/word/2024/wordml/sdtformatlock" xmlns:w16du="http://schemas.microsoft.com/office/word/2023/wordml/word16du" xmlns:oel="http://schemas.microsoft.com/office/2019/extlst">
+          <mc:Fallback xmlns:oel="http://schemas.microsoft.com/office/2019/extlst" xmlns:w16du="http://schemas.microsoft.com/office/word/2023/wordml/word16du" xmlns:w16sdtfl="http://schemas.microsoft.com/office/word/2024/wordml/sdtformatlock" xmlns:wpsCustomData="http://www.wps.cn/officeDocument/2013/wpsCustomData">
             <w:pict>
               <v:line id="直接连接符 2" o:spid="_x0000_s1026" o:spt="20" style="position:absolute;left:0pt;flip:y;margin-left:0pt;margin-top:11.35pt;height:0pt;width:483.3pt;z-index:251662336;mso-width-relative:page;mso-height-relative:page;" filled="f" stroked="t" coordsize="21600,21600" o:gfxdata="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">
                 <v:fill on="f" focussize="0,0"/>
@@ -3139,7 +3603,29 @@
                 <w:szCs w:val="23"/>
               </w:rPr>
               <w:lastRenderedPageBreak/>
-              <w:t>and qc.dna_data_qc.cover_ratio_num &gt;= 0.95%}</w:t>
+              <w:t xml:space="preserve">and </w:t>
+            </w:r>
+            <w:proofErr w:type="spellStart"/>
+            <w:r>
+              <w:rPr>
+                <w:rFonts w:ascii="Arial" w:eastAsia="微软雅黑" w:hAnsi="Arial" w:cs="Arial"/>
+                <w:snapToGrid w:val="0"/>
+                <w:kern w:val="0"/>
+                <w:sz w:val="23"/>
+                <w:szCs w:val="23"/>
+              </w:rPr>
+              <w:t>qc.dna_data_qc.cover_ratio_num</w:t>
+            </w:r>
+            <w:proofErr w:type="spellEnd"/>
+            <w:r>
+              <w:rPr>
+                <w:rFonts w:ascii="Arial" w:eastAsia="微软雅黑" w:hAnsi="Arial" w:cs="Arial"/>
+                <w:snapToGrid w:val="0"/>
+                <w:kern w:val="0"/>
+                <w:sz w:val="23"/>
+                <w:szCs w:val="23"/>
+              </w:rPr>
+              <w:t xml:space="preserve"> &gt;= 0.95%}</w:t>
             </w:r>
             <w:r>
               <w:rPr>
@@ -3352,13 +3838,23 @@
               </w:rPr>
               <w:t>.Master_level_II+var.special.Master_level_onco_nodrug+var.special.Master_level_III}}</w:t>
             </w:r>
+            <w:proofErr w:type="gramStart"/>
             <w:r>
               <w:rPr>
                 <w:rFonts w:ascii="思源黑体 CN Normal" w:eastAsia="思源黑体 CN Normal" w:hAnsi="思源黑体 CN Normal" w:hint="eastAsia"/>
                 <w:sz w:val="23"/>
                 <w:szCs w:val="23"/>
               </w:rPr>
-              <w:t>个变异，其中具有临床意义的变异有</w:t>
+              <w:t>个</w:t>
+            </w:r>
+            <w:proofErr w:type="gramEnd"/>
+            <w:r>
+              <w:rPr>
+                <w:rFonts w:ascii="思源黑体 CN Normal" w:eastAsia="思源黑体 CN Normal" w:hAnsi="思源黑体 CN Normal" w:hint="eastAsia"/>
+                <w:sz w:val="23"/>
+                <w:szCs w:val="23"/>
+              </w:rPr>
+              <w:t>变异，其中具有临床意义的变异有</w:t>
             </w:r>
             <w:r>
               <w:rPr>
@@ -3366,14 +3862,23 @@
                 <w:sz w:val="23"/>
                 <w:szCs w:val="23"/>
               </w:rPr>
-              <w:t>{{var.special.Master_level_I+var.speci</w:t>
-            </w:r>
+              <w:t>{{</w:t>
+            </w:r>
+            <w:proofErr w:type="spellStart"/>
             <w:r>
               <w:rPr>
                 <w:rFonts w:ascii="思源黑体 CN Normal" w:eastAsia="思源黑体 CN Normal" w:hAnsi="思源黑体 CN Normal"/>
                 <w:sz w:val="23"/>
                 <w:szCs w:val="23"/>
               </w:rPr>
+              <w:t>var.special.Master_level_I+var.speci</w:t>
+            </w:r>
+            <w:r>
+              <w:rPr>
+                <w:rFonts w:ascii="思源黑体 CN Normal" w:eastAsia="思源黑体 CN Normal" w:hAnsi="思源黑体 CN Normal"/>
+                <w:sz w:val="23"/>
+                <w:szCs w:val="23"/>
+              </w:rPr>
               <w:t>al</w:t>
             </w:r>
             <w:r>
@@ -3382,15 +3887,34 @@
                 <w:sz w:val="23"/>
                 <w:szCs w:val="23"/>
               </w:rPr>
-              <w:t>.Master_level_II}}</w:t>
-            </w:r>
+              <w:t>.Master_level_II</w:t>
+            </w:r>
+            <w:proofErr w:type="spellEnd"/>
+            <w:r>
+              <w:rPr>
+                <w:rFonts w:ascii="思源黑体 CN Normal" w:eastAsia="思源黑体 CN Normal" w:hAnsi="思源黑体 CN Normal"/>
+                <w:sz w:val="23"/>
+                <w:szCs w:val="23"/>
+              </w:rPr>
+              <w:t>}}</w:t>
+            </w:r>
+            <w:proofErr w:type="gramStart"/>
             <w:r>
               <w:rPr>
                 <w:rFonts w:ascii="思源黑体 CN Normal" w:eastAsia="思源黑体 CN Normal" w:hAnsi="思源黑体 CN Normal" w:hint="eastAsia"/>
                 <w:sz w:val="23"/>
                 <w:szCs w:val="23"/>
               </w:rPr>
-              <w:t>个，肿瘤发生发展相关变异有</w:t>
+              <w:t>个</w:t>
+            </w:r>
+            <w:proofErr w:type="gramEnd"/>
+            <w:r>
+              <w:rPr>
+                <w:rFonts w:ascii="思源黑体 CN Normal" w:eastAsia="思源黑体 CN Normal" w:hAnsi="思源黑体 CN Normal" w:hint="eastAsia"/>
+                <w:sz w:val="23"/>
+                <w:szCs w:val="23"/>
+              </w:rPr>
+              <w:t>，肿瘤发生发展相关变异有</w:t>
             </w:r>
             <w:r>
               <w:rPr>
@@ -3398,15 +3922,43 @@
                 <w:sz w:val="23"/>
                 <w:szCs w:val="23"/>
               </w:rPr>
-              <w:t>{{var.special.Master_level_onco_nodrug}}</w:t>
-            </w:r>
+              <w:t>{{</w:t>
+            </w:r>
+            <w:proofErr w:type="spellStart"/>
+            <w:r>
+              <w:rPr>
+                <w:rFonts w:ascii="思源黑体 CN Normal" w:eastAsia="思源黑体 CN Normal" w:hAnsi="思源黑体 CN Normal"/>
+                <w:sz w:val="23"/>
+                <w:szCs w:val="23"/>
+              </w:rPr>
+              <w:t>var.special.Master_level_onco_nodrug</w:t>
+            </w:r>
+            <w:proofErr w:type="spellEnd"/>
+            <w:r>
+              <w:rPr>
+                <w:rFonts w:ascii="思源黑体 CN Normal" w:eastAsia="思源黑体 CN Normal" w:hAnsi="思源黑体 CN Normal"/>
+                <w:sz w:val="23"/>
+                <w:szCs w:val="23"/>
+              </w:rPr>
+              <w:t>}}</w:t>
+            </w:r>
+            <w:proofErr w:type="gramStart"/>
             <w:r>
               <w:rPr>
                 <w:rFonts w:ascii="思源黑体 CN Normal" w:eastAsia="思源黑体 CN Normal" w:hAnsi="思源黑体 CN Normal" w:hint="eastAsia"/>
                 <w:sz w:val="23"/>
                 <w:szCs w:val="23"/>
               </w:rPr>
-              <w:t>个。未明确临床意义的变异有</w:t>
+              <w:t>个</w:t>
+            </w:r>
+            <w:proofErr w:type="gramEnd"/>
+            <w:r>
+              <w:rPr>
+                <w:rFonts w:ascii="思源黑体 CN Normal" w:eastAsia="思源黑体 CN Normal" w:hAnsi="思源黑体 CN Normal" w:hint="eastAsia"/>
+                <w:sz w:val="23"/>
+                <w:szCs w:val="23"/>
+              </w:rPr>
+              <w:t>。未明确临床意义的变异有</w:t>
             </w:r>
             <w:r>
               <w:rPr>
@@ -3414,15 +3966,43 @@
                 <w:sz w:val="23"/>
                 <w:szCs w:val="23"/>
               </w:rPr>
-              <w:t>{{var.special.Master_level_III}}</w:t>
-            </w:r>
+              <w:t>{{</w:t>
+            </w:r>
+            <w:proofErr w:type="spellStart"/>
+            <w:r>
+              <w:rPr>
+                <w:rFonts w:ascii="思源黑体 CN Normal" w:eastAsia="思源黑体 CN Normal" w:hAnsi="思源黑体 CN Normal"/>
+                <w:sz w:val="23"/>
+                <w:szCs w:val="23"/>
+              </w:rPr>
+              <w:t>var.special.Master_level_III</w:t>
+            </w:r>
+            <w:proofErr w:type="spellEnd"/>
+            <w:r>
+              <w:rPr>
+                <w:rFonts w:ascii="思源黑体 CN Normal" w:eastAsia="思源黑体 CN Normal" w:hAnsi="思源黑体 CN Normal"/>
+                <w:sz w:val="23"/>
+                <w:szCs w:val="23"/>
+              </w:rPr>
+              <w:t>}}</w:t>
+            </w:r>
+            <w:proofErr w:type="gramStart"/>
             <w:r>
               <w:rPr>
                 <w:rFonts w:ascii="思源黑体 CN Normal" w:eastAsia="思源黑体 CN Normal" w:hAnsi="思源黑体 CN Normal" w:hint="eastAsia"/>
                 <w:sz w:val="23"/>
                 <w:szCs w:val="23"/>
               </w:rPr>
-              <w:t>个，基因列表内的其他基因未发现突变。</w:t>
+              <w:t>个</w:t>
+            </w:r>
+            <w:proofErr w:type="gramEnd"/>
+            <w:r>
+              <w:rPr>
+                <w:rFonts w:ascii="思源黑体 CN Normal" w:eastAsia="思源黑体 CN Normal" w:hAnsi="思源黑体 CN Normal" w:hint="eastAsia"/>
+                <w:sz w:val="23"/>
+                <w:szCs w:val="23"/>
+              </w:rPr>
+              <w:t>，基因列表内的其他基因未发现突变。</w:t>
             </w:r>
             <w:r>
               <w:rPr>
@@ -3727,7 +4307,43 @@
                 <w:sz w:val="23"/>
                 <w:szCs w:val="23"/>
               </w:rPr>
-              <w:t>%if var.var_somatic.level_onco_nodrug %}{{var.var_somatic.level_onco_nodrug|sum_var}}</w:t>
+              <w:t xml:space="preserve">%if </w:t>
+            </w:r>
+            <w:proofErr w:type="spellStart"/>
+            <w:r>
+              <w:rPr>
+                <w:rFonts w:ascii="思源黑体 CN Normal" w:eastAsia="思源黑体 CN Normal" w:hAnsi="思源黑体 CN Normal"/>
+                <w:sz w:val="23"/>
+                <w:szCs w:val="23"/>
+              </w:rPr>
+              <w:t>var.var_somatic.level_onco_nodrug</w:t>
+            </w:r>
+            <w:proofErr w:type="spellEnd"/>
+            <w:r>
+              <w:rPr>
+                <w:rFonts w:ascii="思源黑体 CN Normal" w:eastAsia="思源黑体 CN Normal" w:hAnsi="思源黑体 CN Normal"/>
+                <w:sz w:val="23"/>
+                <w:szCs w:val="23"/>
+              </w:rPr>
+              <w:t xml:space="preserve"> %}{{</w:t>
+            </w:r>
+            <w:proofErr w:type="spellStart"/>
+            <w:r>
+              <w:rPr>
+                <w:rFonts w:ascii="思源黑体 CN Normal" w:eastAsia="思源黑体 CN Normal" w:hAnsi="思源黑体 CN Normal"/>
+                <w:sz w:val="23"/>
+                <w:szCs w:val="23"/>
+              </w:rPr>
+              <w:t>var.var_somatic.level_onco_nodrug|sum_var</w:t>
+            </w:r>
+            <w:proofErr w:type="spellEnd"/>
+            <w:r>
+              <w:rPr>
+                <w:rFonts w:ascii="思源黑体 CN Normal" w:eastAsia="思源黑体 CN Normal" w:hAnsi="思源黑体 CN Normal"/>
+                <w:sz w:val="23"/>
+                <w:szCs w:val="23"/>
+              </w:rPr>
+              <w:t>}}</w:t>
             </w:r>
             <w:r>
               <w:rPr>
@@ -4108,7 +4724,25 @@
                 <w:sz w:val="23"/>
                 <w:szCs w:val="23"/>
               </w:rPr>
-              <w:t>{{msi|msi_summary}}</w:t>
+              <w:t>{{</w:t>
+            </w:r>
+            <w:proofErr w:type="spellStart"/>
+            <w:r>
+              <w:rPr>
+                <w:rFonts w:ascii="思源黑体 CN Normal" w:eastAsia="思源黑体 CN Normal" w:hAnsi="思源黑体 CN Normal"/>
+                <w:sz w:val="23"/>
+                <w:szCs w:val="23"/>
+              </w:rPr>
+              <w:t>msi|msi_summary</w:t>
+            </w:r>
+            <w:proofErr w:type="spellEnd"/>
+            <w:r>
+              <w:rPr>
+                <w:rFonts w:ascii="思源黑体 CN Normal" w:eastAsia="思源黑体 CN Normal" w:hAnsi="思源黑体 CN Normal"/>
+                <w:sz w:val="23"/>
+                <w:szCs w:val="23"/>
+              </w:rPr>
+              <w:t>}}</w:t>
             </w:r>
           </w:p>
         </w:tc>
@@ -4240,7 +4874,27 @@
           <w:sz w:val="21"/>
           <w:szCs w:val="21"/>
         </w:rPr>
-        <w:t>靶向治疗相关变异</w:t>
+        <w:t>靶</w:t>
+      </w:r>
+      <w:proofErr w:type="gramStart"/>
+      <w:r>
+        <w:rPr>
+          <w:rFonts w:ascii="思源黑体 CN Bold" w:eastAsia="思源黑体 CN Bold" w:hAnsi="思源黑体 CN Bold" w:hint="eastAsia"/>
+          <w:color w:val="1E7648"/>
+          <w:sz w:val="21"/>
+          <w:szCs w:val="21"/>
+        </w:rPr>
+        <w:t>向治疗</w:t>
+      </w:r>
+      <w:proofErr w:type="gramEnd"/>
+      <w:r>
+        <w:rPr>
+          <w:rFonts w:ascii="思源黑体 CN Bold" w:eastAsia="思源黑体 CN Bold" w:hAnsi="思源黑体 CN Bold" w:hint="eastAsia"/>
+          <w:color w:val="1E7648"/>
+          <w:sz w:val="21"/>
+          <w:szCs w:val="21"/>
+        </w:rPr>
+        <w:t>相关变异</w:t>
       </w:r>
     </w:p>
     <w:p>
@@ -4316,7 +4970,51 @@
           <w:szCs w:val="13"/>
           <w:highlight w:val="magenta"/>
         </w:rPr>
-        <w:t>{{r page_break }}</w:t>
+        <w:t xml:space="preserve">{{r </w:t>
+      </w:r>
+      <w:proofErr w:type="spellStart"/>
+      <w:r>
+        <w:rPr>
+          <w:rFonts w:ascii="思源黑体 CN Light" w:eastAsia="思源黑体 CN Light" w:hAnsi="思源黑体 CN Light" w:hint="eastAsia"/>
+          <w:color w:val="595959" w:themeColor="text1" w:themeTint="A6"/>
+          <w:sz w:val="13"/>
+          <w:szCs w:val="13"/>
+          <w:highlight w:val="magenta"/>
+        </w:rPr>
+        <w:t>page_</w:t>
+      </w:r>
+      <w:proofErr w:type="gramStart"/>
+      <w:r>
+        <w:rPr>
+          <w:rFonts w:ascii="思源黑体 CN Light" w:eastAsia="思源黑体 CN Light" w:hAnsi="思源黑体 CN Light" w:hint="eastAsia"/>
+          <w:color w:val="595959" w:themeColor="text1" w:themeTint="A6"/>
+          <w:sz w:val="13"/>
+          <w:szCs w:val="13"/>
+          <w:highlight w:val="magenta"/>
+        </w:rPr>
+        <w:t>break</w:t>
+      </w:r>
+      <w:proofErr w:type="spellEnd"/>
+      <w:r>
+        <w:rPr>
+          <w:rFonts w:ascii="思源黑体 CN Light" w:eastAsia="思源黑体 CN Light" w:hAnsi="思源黑体 CN Light" w:hint="eastAsia"/>
+          <w:color w:val="595959" w:themeColor="text1" w:themeTint="A6"/>
+          <w:sz w:val="13"/>
+          <w:szCs w:val="13"/>
+          <w:highlight w:val="magenta"/>
+        </w:rPr>
+        <w:t xml:space="preserve"> }</w:t>
+      </w:r>
+      <w:proofErr w:type="gramEnd"/>
+      <w:r>
+        <w:rPr>
+          <w:rFonts w:ascii="思源黑体 CN Light" w:eastAsia="思源黑体 CN Light" w:hAnsi="思源黑体 CN Light" w:hint="eastAsia"/>
+          <w:color w:val="595959" w:themeColor="text1" w:themeTint="A6"/>
+          <w:sz w:val="13"/>
+          <w:szCs w:val="13"/>
+          <w:highlight w:val="magenta"/>
+        </w:rPr>
+        <w:t>}</w:t>
       </w:r>
     </w:p>
     <w:p>
@@ -4412,7 +5110,51 @@
           <w:szCs w:val="13"/>
           <w:highlight w:val="magenta"/>
         </w:rPr>
-        <w:t>{{r page_break }}</w:t>
+        <w:t xml:space="preserve">{{r </w:t>
+      </w:r>
+      <w:proofErr w:type="spellStart"/>
+      <w:r>
+        <w:rPr>
+          <w:rFonts w:ascii="思源黑体 CN Light" w:eastAsia="思源黑体 CN Light" w:hAnsi="思源黑体 CN Light" w:hint="eastAsia"/>
+          <w:color w:val="595959" w:themeColor="text1" w:themeTint="A6"/>
+          <w:sz w:val="13"/>
+          <w:szCs w:val="13"/>
+          <w:highlight w:val="magenta"/>
+        </w:rPr>
+        <w:t>page_</w:t>
+      </w:r>
+      <w:proofErr w:type="gramStart"/>
+      <w:r>
+        <w:rPr>
+          <w:rFonts w:ascii="思源黑体 CN Light" w:eastAsia="思源黑体 CN Light" w:hAnsi="思源黑体 CN Light" w:hint="eastAsia"/>
+          <w:color w:val="595959" w:themeColor="text1" w:themeTint="A6"/>
+          <w:sz w:val="13"/>
+          <w:szCs w:val="13"/>
+          <w:highlight w:val="magenta"/>
+        </w:rPr>
+        <w:t>break</w:t>
+      </w:r>
+      <w:proofErr w:type="spellEnd"/>
+      <w:r>
+        <w:rPr>
+          <w:rFonts w:ascii="思源黑体 CN Light" w:eastAsia="思源黑体 CN Light" w:hAnsi="思源黑体 CN Light" w:hint="eastAsia"/>
+          <w:color w:val="595959" w:themeColor="text1" w:themeTint="A6"/>
+          <w:sz w:val="13"/>
+          <w:szCs w:val="13"/>
+          <w:highlight w:val="magenta"/>
+        </w:rPr>
+        <w:t xml:space="preserve"> }</w:t>
+      </w:r>
+      <w:proofErr w:type="gramEnd"/>
+      <w:r>
+        <w:rPr>
+          <w:rFonts w:ascii="思源黑体 CN Light" w:eastAsia="思源黑体 CN Light" w:hAnsi="思源黑体 CN Light" w:hint="eastAsia"/>
+          <w:color w:val="595959" w:themeColor="text1" w:themeTint="A6"/>
+          <w:sz w:val="13"/>
+          <w:szCs w:val="13"/>
+          <w:highlight w:val="magenta"/>
+        </w:rPr>
+        <w:t>}</w:t>
       </w:r>
     </w:p>
     <w:p>
@@ -4508,7 +5250,51 @@
           <w:szCs w:val="13"/>
           <w:highlight w:val="magenta"/>
         </w:rPr>
-        <w:t>{{r page_break }}</w:t>
+        <w:t xml:space="preserve">{{r </w:t>
+      </w:r>
+      <w:proofErr w:type="spellStart"/>
+      <w:r>
+        <w:rPr>
+          <w:rFonts w:ascii="思源黑体 CN Light" w:eastAsia="思源黑体 CN Light" w:hAnsi="思源黑体 CN Light" w:hint="eastAsia"/>
+          <w:color w:val="595959" w:themeColor="text1" w:themeTint="A6"/>
+          <w:sz w:val="13"/>
+          <w:szCs w:val="13"/>
+          <w:highlight w:val="magenta"/>
+        </w:rPr>
+        <w:t>page_</w:t>
+      </w:r>
+      <w:proofErr w:type="gramStart"/>
+      <w:r>
+        <w:rPr>
+          <w:rFonts w:ascii="思源黑体 CN Light" w:eastAsia="思源黑体 CN Light" w:hAnsi="思源黑体 CN Light" w:hint="eastAsia"/>
+          <w:color w:val="595959" w:themeColor="text1" w:themeTint="A6"/>
+          <w:sz w:val="13"/>
+          <w:szCs w:val="13"/>
+          <w:highlight w:val="magenta"/>
+        </w:rPr>
+        <w:t>break</w:t>
+      </w:r>
+      <w:proofErr w:type="spellEnd"/>
+      <w:r>
+        <w:rPr>
+          <w:rFonts w:ascii="思源黑体 CN Light" w:eastAsia="思源黑体 CN Light" w:hAnsi="思源黑体 CN Light" w:hint="eastAsia"/>
+          <w:color w:val="595959" w:themeColor="text1" w:themeTint="A6"/>
+          <w:sz w:val="13"/>
+          <w:szCs w:val="13"/>
+          <w:highlight w:val="magenta"/>
+        </w:rPr>
+        <w:t xml:space="preserve"> }</w:t>
+      </w:r>
+      <w:proofErr w:type="gramEnd"/>
+      <w:r>
+        <w:rPr>
+          <w:rFonts w:ascii="思源黑体 CN Light" w:eastAsia="思源黑体 CN Light" w:hAnsi="思源黑体 CN Light" w:hint="eastAsia"/>
+          <w:color w:val="595959" w:themeColor="text1" w:themeTint="A6"/>
+          <w:sz w:val="13"/>
+          <w:szCs w:val="13"/>
+          <w:highlight w:val="magenta"/>
+        </w:rPr>
+        <w:t>}</w:t>
       </w:r>
     </w:p>
     <w:p>
@@ -4604,7 +5390,51 @@
           <w:szCs w:val="13"/>
           <w:highlight w:val="magenta"/>
         </w:rPr>
-        <w:t>{{r page_break }}</w:t>
+        <w:t xml:space="preserve">{{r </w:t>
+      </w:r>
+      <w:proofErr w:type="spellStart"/>
+      <w:r>
+        <w:rPr>
+          <w:rFonts w:ascii="思源黑体 CN Light" w:eastAsia="思源黑体 CN Light" w:hAnsi="思源黑体 CN Light" w:hint="eastAsia"/>
+          <w:color w:val="595959" w:themeColor="text1" w:themeTint="A6"/>
+          <w:sz w:val="13"/>
+          <w:szCs w:val="13"/>
+          <w:highlight w:val="magenta"/>
+        </w:rPr>
+        <w:t>page_</w:t>
+      </w:r>
+      <w:proofErr w:type="gramStart"/>
+      <w:r>
+        <w:rPr>
+          <w:rFonts w:ascii="思源黑体 CN Light" w:eastAsia="思源黑体 CN Light" w:hAnsi="思源黑体 CN Light" w:hint="eastAsia"/>
+          <w:color w:val="595959" w:themeColor="text1" w:themeTint="A6"/>
+          <w:sz w:val="13"/>
+          <w:szCs w:val="13"/>
+          <w:highlight w:val="magenta"/>
+        </w:rPr>
+        <w:t>break</w:t>
+      </w:r>
+      <w:proofErr w:type="spellEnd"/>
+      <w:r>
+        <w:rPr>
+          <w:rFonts w:ascii="思源黑体 CN Light" w:eastAsia="思源黑体 CN Light" w:hAnsi="思源黑体 CN Light" w:hint="eastAsia"/>
+          <w:color w:val="595959" w:themeColor="text1" w:themeTint="A6"/>
+          <w:sz w:val="13"/>
+          <w:szCs w:val="13"/>
+          <w:highlight w:val="magenta"/>
+        </w:rPr>
+        <w:t xml:space="preserve"> }</w:t>
+      </w:r>
+      <w:proofErr w:type="gramEnd"/>
+      <w:r>
+        <w:rPr>
+          <w:rFonts w:ascii="思源黑体 CN Light" w:eastAsia="思源黑体 CN Light" w:hAnsi="思源黑体 CN Light" w:hint="eastAsia"/>
+          <w:color w:val="595959" w:themeColor="text1" w:themeTint="A6"/>
+          <w:sz w:val="13"/>
+          <w:szCs w:val="13"/>
+          <w:highlight w:val="magenta"/>
+        </w:rPr>
+        <w:t>}</w:t>
       </w:r>
     </w:p>
     <w:p>
@@ -4714,7 +5544,51 @@
           <w:szCs w:val="13"/>
           <w:highlight w:val="magenta"/>
         </w:rPr>
-        <w:t>{{r page_break }}</w:t>
+        <w:t xml:space="preserve">{{r </w:t>
+      </w:r>
+      <w:proofErr w:type="spellStart"/>
+      <w:r>
+        <w:rPr>
+          <w:rFonts w:ascii="思源黑体 CN Light" w:eastAsia="思源黑体 CN Light" w:hAnsi="思源黑体 CN Light" w:hint="eastAsia"/>
+          <w:color w:val="595959" w:themeColor="text1" w:themeTint="A6"/>
+          <w:sz w:val="13"/>
+          <w:szCs w:val="13"/>
+          <w:highlight w:val="magenta"/>
+        </w:rPr>
+        <w:t>page_</w:t>
+      </w:r>
+      <w:proofErr w:type="gramStart"/>
+      <w:r>
+        <w:rPr>
+          <w:rFonts w:ascii="思源黑体 CN Light" w:eastAsia="思源黑体 CN Light" w:hAnsi="思源黑体 CN Light" w:hint="eastAsia"/>
+          <w:color w:val="595959" w:themeColor="text1" w:themeTint="A6"/>
+          <w:sz w:val="13"/>
+          <w:szCs w:val="13"/>
+          <w:highlight w:val="magenta"/>
+        </w:rPr>
+        <w:t>break</w:t>
+      </w:r>
+      <w:proofErr w:type="spellEnd"/>
+      <w:r>
+        <w:rPr>
+          <w:rFonts w:ascii="思源黑体 CN Light" w:eastAsia="思源黑体 CN Light" w:hAnsi="思源黑体 CN Light" w:hint="eastAsia"/>
+          <w:color w:val="595959" w:themeColor="text1" w:themeTint="A6"/>
+          <w:sz w:val="13"/>
+          <w:szCs w:val="13"/>
+          <w:highlight w:val="magenta"/>
+        </w:rPr>
+        <w:t xml:space="preserve"> }</w:t>
+      </w:r>
+      <w:proofErr w:type="gramEnd"/>
+      <w:r>
+        <w:rPr>
+          <w:rFonts w:ascii="思源黑体 CN Light" w:eastAsia="思源黑体 CN Light" w:hAnsi="思源黑体 CN Light" w:hint="eastAsia"/>
+          <w:color w:val="595959" w:themeColor="text1" w:themeTint="A6"/>
+          <w:sz w:val="13"/>
+          <w:szCs w:val="13"/>
+          <w:highlight w:val="magenta"/>
+        </w:rPr>
+        <w:t>}</w:t>
       </w:r>
     </w:p>
     <w:p>
@@ -4834,7 +5708,51 @@
           <w:szCs w:val="13"/>
           <w:highlight w:val="magenta"/>
         </w:rPr>
-        <w:t>{{r page_break }}</w:t>
+        <w:t xml:space="preserve">{{r </w:t>
+      </w:r>
+      <w:proofErr w:type="spellStart"/>
+      <w:r>
+        <w:rPr>
+          <w:rFonts w:ascii="思源黑体 CN Light" w:eastAsia="思源黑体 CN Light" w:hAnsi="思源黑体 CN Light" w:hint="eastAsia"/>
+          <w:color w:val="595959" w:themeColor="text1" w:themeTint="A6"/>
+          <w:sz w:val="13"/>
+          <w:szCs w:val="13"/>
+          <w:highlight w:val="magenta"/>
+        </w:rPr>
+        <w:t>page_</w:t>
+      </w:r>
+      <w:proofErr w:type="gramStart"/>
+      <w:r>
+        <w:rPr>
+          <w:rFonts w:ascii="思源黑体 CN Light" w:eastAsia="思源黑体 CN Light" w:hAnsi="思源黑体 CN Light" w:hint="eastAsia"/>
+          <w:color w:val="595959" w:themeColor="text1" w:themeTint="A6"/>
+          <w:sz w:val="13"/>
+          <w:szCs w:val="13"/>
+          <w:highlight w:val="magenta"/>
+        </w:rPr>
+        <w:t>break</w:t>
+      </w:r>
+      <w:proofErr w:type="spellEnd"/>
+      <w:r>
+        <w:rPr>
+          <w:rFonts w:ascii="思源黑体 CN Light" w:eastAsia="思源黑体 CN Light" w:hAnsi="思源黑体 CN Light" w:hint="eastAsia"/>
+          <w:color w:val="595959" w:themeColor="text1" w:themeTint="A6"/>
+          <w:sz w:val="13"/>
+          <w:szCs w:val="13"/>
+          <w:highlight w:val="magenta"/>
+        </w:rPr>
+        <w:t xml:space="preserve"> }</w:t>
+      </w:r>
+      <w:proofErr w:type="gramEnd"/>
+      <w:r>
+        <w:rPr>
+          <w:rFonts w:ascii="思源黑体 CN Light" w:eastAsia="思源黑体 CN Light" w:hAnsi="思源黑体 CN Light" w:hint="eastAsia"/>
+          <w:color w:val="595959" w:themeColor="text1" w:themeTint="A6"/>
+          <w:sz w:val="13"/>
+          <w:szCs w:val="13"/>
+          <w:highlight w:val="magenta"/>
+        </w:rPr>
+        <w:t>}</w:t>
       </w:r>
     </w:p>
     <w:p>
@@ -4931,7 +5849,51 @@
           <w:szCs w:val="13"/>
           <w:highlight w:val="magenta"/>
         </w:rPr>
-        <w:t>{{r page_break }}</w:t>
+        <w:t xml:space="preserve">{{r </w:t>
+      </w:r>
+      <w:proofErr w:type="spellStart"/>
+      <w:r>
+        <w:rPr>
+          <w:rFonts w:ascii="思源黑体 CN Light" w:eastAsia="思源黑体 CN Light" w:hAnsi="思源黑体 CN Light" w:hint="eastAsia"/>
+          <w:color w:val="595959" w:themeColor="text1" w:themeTint="A6"/>
+          <w:sz w:val="13"/>
+          <w:szCs w:val="13"/>
+          <w:highlight w:val="magenta"/>
+        </w:rPr>
+        <w:t>page_</w:t>
+      </w:r>
+      <w:proofErr w:type="gramStart"/>
+      <w:r>
+        <w:rPr>
+          <w:rFonts w:ascii="思源黑体 CN Light" w:eastAsia="思源黑体 CN Light" w:hAnsi="思源黑体 CN Light" w:hint="eastAsia"/>
+          <w:color w:val="595959" w:themeColor="text1" w:themeTint="A6"/>
+          <w:sz w:val="13"/>
+          <w:szCs w:val="13"/>
+          <w:highlight w:val="magenta"/>
+        </w:rPr>
+        <w:t>break</w:t>
+      </w:r>
+      <w:proofErr w:type="spellEnd"/>
+      <w:r>
+        <w:rPr>
+          <w:rFonts w:ascii="思源黑体 CN Light" w:eastAsia="思源黑体 CN Light" w:hAnsi="思源黑体 CN Light" w:hint="eastAsia"/>
+          <w:color w:val="595959" w:themeColor="text1" w:themeTint="A6"/>
+          <w:sz w:val="13"/>
+          <w:szCs w:val="13"/>
+          <w:highlight w:val="magenta"/>
+        </w:rPr>
+        <w:t xml:space="preserve"> }</w:t>
+      </w:r>
+      <w:proofErr w:type="gramEnd"/>
+      <w:r>
+        <w:rPr>
+          <w:rFonts w:ascii="思源黑体 CN Light" w:eastAsia="思源黑体 CN Light" w:hAnsi="思源黑体 CN Light" w:hint="eastAsia"/>
+          <w:color w:val="595959" w:themeColor="text1" w:themeTint="A6"/>
+          <w:sz w:val="13"/>
+          <w:szCs w:val="13"/>
+          <w:highlight w:val="magenta"/>
+        </w:rPr>
+        <w:t>}</w:t>
       </w:r>
     </w:p>
     <w:p>
@@ -5027,7 +5989,51 @@
           <w:szCs w:val="13"/>
           <w:highlight w:val="magenta"/>
         </w:rPr>
-        <w:t>{{r page_break }}</w:t>
+        <w:t xml:space="preserve">{{r </w:t>
+      </w:r>
+      <w:proofErr w:type="spellStart"/>
+      <w:r>
+        <w:rPr>
+          <w:rFonts w:ascii="思源黑体 CN Light" w:eastAsia="思源黑体 CN Light" w:hAnsi="思源黑体 CN Light" w:hint="eastAsia"/>
+          <w:color w:val="595959" w:themeColor="text1" w:themeTint="A6"/>
+          <w:sz w:val="13"/>
+          <w:szCs w:val="13"/>
+          <w:highlight w:val="magenta"/>
+        </w:rPr>
+        <w:t>page_</w:t>
+      </w:r>
+      <w:proofErr w:type="gramStart"/>
+      <w:r>
+        <w:rPr>
+          <w:rFonts w:ascii="思源黑体 CN Light" w:eastAsia="思源黑体 CN Light" w:hAnsi="思源黑体 CN Light" w:hint="eastAsia"/>
+          <w:color w:val="595959" w:themeColor="text1" w:themeTint="A6"/>
+          <w:sz w:val="13"/>
+          <w:szCs w:val="13"/>
+          <w:highlight w:val="magenta"/>
+        </w:rPr>
+        <w:t>break</w:t>
+      </w:r>
+      <w:proofErr w:type="spellEnd"/>
+      <w:r>
+        <w:rPr>
+          <w:rFonts w:ascii="思源黑体 CN Light" w:eastAsia="思源黑体 CN Light" w:hAnsi="思源黑体 CN Light" w:hint="eastAsia"/>
+          <w:color w:val="595959" w:themeColor="text1" w:themeTint="A6"/>
+          <w:sz w:val="13"/>
+          <w:szCs w:val="13"/>
+          <w:highlight w:val="magenta"/>
+        </w:rPr>
+        <w:t xml:space="preserve"> }</w:t>
+      </w:r>
+      <w:proofErr w:type="gramEnd"/>
+      <w:r>
+        <w:rPr>
+          <w:rFonts w:ascii="思源黑体 CN Light" w:eastAsia="思源黑体 CN Light" w:hAnsi="思源黑体 CN Light" w:hint="eastAsia"/>
+          <w:color w:val="595959" w:themeColor="text1" w:themeTint="A6"/>
+          <w:sz w:val="13"/>
+          <w:szCs w:val="13"/>
+          <w:highlight w:val="magenta"/>
+        </w:rPr>
+        <w:t>}</w:t>
       </w:r>
     </w:p>
     <w:p>
@@ -5165,7 +6171,51 @@
           <w:szCs w:val="13"/>
           <w:highlight w:val="magenta"/>
         </w:rPr>
-        <w:t>{{r page_break }}</w:t>
+        <w:t xml:space="preserve">{{r </w:t>
+      </w:r>
+      <w:proofErr w:type="spellStart"/>
+      <w:r>
+        <w:rPr>
+          <w:rFonts w:ascii="思源黑体 CN Light" w:eastAsia="思源黑体 CN Light" w:hAnsi="思源黑体 CN Light" w:hint="eastAsia"/>
+          <w:color w:val="595959" w:themeColor="text1" w:themeTint="A6"/>
+          <w:sz w:val="13"/>
+          <w:szCs w:val="13"/>
+          <w:highlight w:val="magenta"/>
+        </w:rPr>
+        <w:t>page_</w:t>
+      </w:r>
+      <w:proofErr w:type="gramStart"/>
+      <w:r>
+        <w:rPr>
+          <w:rFonts w:ascii="思源黑体 CN Light" w:eastAsia="思源黑体 CN Light" w:hAnsi="思源黑体 CN Light" w:hint="eastAsia"/>
+          <w:color w:val="595959" w:themeColor="text1" w:themeTint="A6"/>
+          <w:sz w:val="13"/>
+          <w:szCs w:val="13"/>
+          <w:highlight w:val="magenta"/>
+        </w:rPr>
+        <w:t>break</w:t>
+      </w:r>
+      <w:proofErr w:type="spellEnd"/>
+      <w:r>
+        <w:rPr>
+          <w:rFonts w:ascii="思源黑体 CN Light" w:eastAsia="思源黑体 CN Light" w:hAnsi="思源黑体 CN Light" w:hint="eastAsia"/>
+          <w:color w:val="595959" w:themeColor="text1" w:themeTint="A6"/>
+          <w:sz w:val="13"/>
+          <w:szCs w:val="13"/>
+          <w:highlight w:val="magenta"/>
+        </w:rPr>
+        <w:t xml:space="preserve"> }</w:t>
+      </w:r>
+      <w:proofErr w:type="gramEnd"/>
+      <w:r>
+        <w:rPr>
+          <w:rFonts w:ascii="思源黑体 CN Light" w:eastAsia="思源黑体 CN Light" w:hAnsi="思源黑体 CN Light" w:hint="eastAsia"/>
+          <w:color w:val="595959" w:themeColor="text1" w:themeTint="A6"/>
+          <w:sz w:val="13"/>
+          <w:szCs w:val="13"/>
+          <w:highlight w:val="magenta"/>
+        </w:rPr>
+        <w:t>}</w:t>
       </w:r>
     </w:p>
     <w:p>
@@ -5334,7 +6384,51 @@
           <w:szCs w:val="13"/>
           <w:highlight w:val="magenta"/>
         </w:rPr>
-        <w:t>{{r page_break }}</w:t>
+        <w:t xml:space="preserve">{{r </w:t>
+      </w:r>
+      <w:proofErr w:type="spellStart"/>
+      <w:r>
+        <w:rPr>
+          <w:rFonts w:ascii="思源黑体 CN Light" w:eastAsia="思源黑体 CN Light" w:hAnsi="思源黑体 CN Light" w:hint="eastAsia"/>
+          <w:color w:val="595959" w:themeColor="text1" w:themeTint="A6"/>
+          <w:sz w:val="13"/>
+          <w:szCs w:val="13"/>
+          <w:highlight w:val="magenta"/>
+        </w:rPr>
+        <w:t>page_</w:t>
+      </w:r>
+      <w:proofErr w:type="gramStart"/>
+      <w:r>
+        <w:rPr>
+          <w:rFonts w:ascii="思源黑体 CN Light" w:eastAsia="思源黑体 CN Light" w:hAnsi="思源黑体 CN Light" w:hint="eastAsia"/>
+          <w:color w:val="595959" w:themeColor="text1" w:themeTint="A6"/>
+          <w:sz w:val="13"/>
+          <w:szCs w:val="13"/>
+          <w:highlight w:val="magenta"/>
+        </w:rPr>
+        <w:t>break</w:t>
+      </w:r>
+      <w:proofErr w:type="spellEnd"/>
+      <w:r>
+        <w:rPr>
+          <w:rFonts w:ascii="思源黑体 CN Light" w:eastAsia="思源黑体 CN Light" w:hAnsi="思源黑体 CN Light" w:hint="eastAsia"/>
+          <w:color w:val="595959" w:themeColor="text1" w:themeTint="A6"/>
+          <w:sz w:val="13"/>
+          <w:szCs w:val="13"/>
+          <w:highlight w:val="magenta"/>
+        </w:rPr>
+        <w:t xml:space="preserve"> }</w:t>
+      </w:r>
+      <w:proofErr w:type="gramEnd"/>
+      <w:r>
+        <w:rPr>
+          <w:rFonts w:ascii="思源黑体 CN Light" w:eastAsia="思源黑体 CN Light" w:hAnsi="思源黑体 CN Light" w:hint="eastAsia"/>
+          <w:color w:val="595959" w:themeColor="text1" w:themeTint="A6"/>
+          <w:sz w:val="13"/>
+          <w:szCs w:val="13"/>
+          <w:highlight w:val="magenta"/>
+        </w:rPr>
+        <w:t>}</w:t>
       </w:r>
     </w:p>
     <w:p>
@@ -5462,7 +6556,51 @@
           <w:szCs w:val="13"/>
           <w:highlight w:val="magenta"/>
         </w:rPr>
-        <w:t>{{r page_break }}</w:t>
+        <w:t xml:space="preserve">{{r </w:t>
+      </w:r>
+      <w:proofErr w:type="spellStart"/>
+      <w:r>
+        <w:rPr>
+          <w:rFonts w:ascii="思源黑体 CN Light" w:eastAsia="思源黑体 CN Light" w:hAnsi="思源黑体 CN Light" w:hint="eastAsia"/>
+          <w:color w:val="595959" w:themeColor="text1" w:themeTint="A6"/>
+          <w:sz w:val="13"/>
+          <w:szCs w:val="13"/>
+          <w:highlight w:val="magenta"/>
+        </w:rPr>
+        <w:t>page_</w:t>
+      </w:r>
+      <w:proofErr w:type="gramStart"/>
+      <w:r>
+        <w:rPr>
+          <w:rFonts w:ascii="思源黑体 CN Light" w:eastAsia="思源黑体 CN Light" w:hAnsi="思源黑体 CN Light" w:hint="eastAsia"/>
+          <w:color w:val="595959" w:themeColor="text1" w:themeTint="A6"/>
+          <w:sz w:val="13"/>
+          <w:szCs w:val="13"/>
+          <w:highlight w:val="magenta"/>
+        </w:rPr>
+        <w:t>break</w:t>
+      </w:r>
+      <w:proofErr w:type="spellEnd"/>
+      <w:r>
+        <w:rPr>
+          <w:rFonts w:ascii="思源黑体 CN Light" w:eastAsia="思源黑体 CN Light" w:hAnsi="思源黑体 CN Light" w:hint="eastAsia"/>
+          <w:color w:val="595959" w:themeColor="text1" w:themeTint="A6"/>
+          <w:sz w:val="13"/>
+          <w:szCs w:val="13"/>
+          <w:highlight w:val="magenta"/>
+        </w:rPr>
+        <w:t xml:space="preserve"> }</w:t>
+      </w:r>
+      <w:proofErr w:type="gramEnd"/>
+      <w:r>
+        <w:rPr>
+          <w:rFonts w:ascii="思源黑体 CN Light" w:eastAsia="思源黑体 CN Light" w:hAnsi="思源黑体 CN Light" w:hint="eastAsia"/>
+          <w:color w:val="595959" w:themeColor="text1" w:themeTint="A6"/>
+          <w:sz w:val="13"/>
+          <w:szCs w:val="13"/>
+          <w:highlight w:val="magenta"/>
+        </w:rPr>
+        <w:t>}</w:t>
       </w:r>
     </w:p>
     <w:p>
@@ -5590,7 +6728,51 @@
           <w:szCs w:val="13"/>
           <w:highlight w:val="magenta"/>
         </w:rPr>
-        <w:t>{{r page_break }}</w:t>
+        <w:t xml:space="preserve">{{r </w:t>
+      </w:r>
+      <w:proofErr w:type="spellStart"/>
+      <w:r>
+        <w:rPr>
+          <w:rFonts w:ascii="思源黑体 CN Light" w:eastAsia="思源黑体 CN Light" w:hAnsi="思源黑体 CN Light" w:hint="eastAsia"/>
+          <w:color w:val="595959" w:themeColor="text1" w:themeTint="A6"/>
+          <w:sz w:val="13"/>
+          <w:szCs w:val="13"/>
+          <w:highlight w:val="magenta"/>
+        </w:rPr>
+        <w:t>page_</w:t>
+      </w:r>
+      <w:proofErr w:type="gramStart"/>
+      <w:r>
+        <w:rPr>
+          <w:rFonts w:ascii="思源黑体 CN Light" w:eastAsia="思源黑体 CN Light" w:hAnsi="思源黑体 CN Light" w:hint="eastAsia"/>
+          <w:color w:val="595959" w:themeColor="text1" w:themeTint="A6"/>
+          <w:sz w:val="13"/>
+          <w:szCs w:val="13"/>
+          <w:highlight w:val="magenta"/>
+        </w:rPr>
+        <w:t>break</w:t>
+      </w:r>
+      <w:proofErr w:type="spellEnd"/>
+      <w:r>
+        <w:rPr>
+          <w:rFonts w:ascii="思源黑体 CN Light" w:eastAsia="思源黑体 CN Light" w:hAnsi="思源黑体 CN Light" w:hint="eastAsia"/>
+          <w:color w:val="595959" w:themeColor="text1" w:themeTint="A6"/>
+          <w:sz w:val="13"/>
+          <w:szCs w:val="13"/>
+          <w:highlight w:val="magenta"/>
+        </w:rPr>
+        <w:t xml:space="preserve"> }</w:t>
+      </w:r>
+      <w:proofErr w:type="gramEnd"/>
+      <w:r>
+        <w:rPr>
+          <w:rFonts w:ascii="思源黑体 CN Light" w:eastAsia="思源黑体 CN Light" w:hAnsi="思源黑体 CN Light" w:hint="eastAsia"/>
+          <w:color w:val="595959" w:themeColor="text1" w:themeTint="A6"/>
+          <w:sz w:val="13"/>
+          <w:szCs w:val="13"/>
+          <w:highlight w:val="magenta"/>
+        </w:rPr>
+        <w:t>}</w:t>
       </w:r>
     </w:p>
     <w:p>
@@ -5866,8 +7048,60 @@
                 <w:sz w:val="17"/>
                 <w:szCs w:val="17"/>
               </w:rPr>
-              <w:t xml:space="preserve">{%if sample.tumor_content%}{{sample.tumor_content}}{%else%}{%if </w:t>
-            </w:r>
+              <w:t xml:space="preserve">{%if </w:t>
+            </w:r>
+            <w:proofErr w:type="spellStart"/>
+            <w:proofErr w:type="gramStart"/>
+            <w:r>
+              <w:rPr>
+                <w:rFonts w:ascii="思源黑体 CN Normal" w:eastAsia="思源黑体 CN Normal" w:hAnsi="思源黑体 CN Normal" w:cs="思源黑体 CN Light"/>
+                <w:kern w:val="0"/>
+                <w:sz w:val="17"/>
+                <w:szCs w:val="17"/>
+              </w:rPr>
+              <w:t>sample.tumor</w:t>
+            </w:r>
+            <w:proofErr w:type="gramEnd"/>
+            <w:r>
+              <w:rPr>
+                <w:rFonts w:ascii="思源黑体 CN Normal" w:eastAsia="思源黑体 CN Normal" w:hAnsi="思源黑体 CN Normal" w:cs="思源黑体 CN Light"/>
+                <w:kern w:val="0"/>
+                <w:sz w:val="17"/>
+                <w:szCs w:val="17"/>
+              </w:rPr>
+              <w:t>_content</w:t>
+            </w:r>
+            <w:proofErr w:type="spellEnd"/>
+            <w:r>
+              <w:rPr>
+                <w:rFonts w:ascii="思源黑体 CN Normal" w:eastAsia="思源黑体 CN Normal" w:hAnsi="思源黑体 CN Normal" w:cs="思源黑体 CN Light"/>
+                <w:kern w:val="0"/>
+                <w:sz w:val="17"/>
+                <w:szCs w:val="17"/>
+              </w:rPr>
+              <w:t>%}{{</w:t>
+            </w:r>
+            <w:proofErr w:type="spellStart"/>
+            <w:r>
+              <w:rPr>
+                <w:rFonts w:ascii="思源黑体 CN Normal" w:eastAsia="思源黑体 CN Normal" w:hAnsi="思源黑体 CN Normal" w:cs="思源黑体 CN Light"/>
+                <w:kern w:val="0"/>
+                <w:sz w:val="17"/>
+                <w:szCs w:val="17"/>
+              </w:rPr>
+              <w:t>sample.tumor_content</w:t>
+            </w:r>
+            <w:proofErr w:type="spellEnd"/>
+            <w:r>
+              <w:rPr>
+                <w:rFonts w:ascii="思源黑体 CN Normal" w:eastAsia="思源黑体 CN Normal" w:hAnsi="思源黑体 CN Normal" w:cs="思源黑体 CN Light"/>
+                <w:kern w:val="0"/>
+                <w:sz w:val="17"/>
+                <w:szCs w:val="17"/>
+              </w:rPr>
+              <w:t xml:space="preserve">}}{%else%}{%if </w:t>
+            </w:r>
+            <w:proofErr w:type="spellStart"/>
             <w:r>
               <w:rPr>
                 <w:rFonts w:ascii="思源黑体 CN Normal" w:eastAsia="思源黑体 CN Normal" w:hAnsi="思源黑体 CN Normal" w:cs="思源黑体 CN Light"/>
@@ -5876,7 +7110,37 @@
                 <w:szCs w:val="17"/>
               </w:rPr>
               <w:lastRenderedPageBreak/>
-              <w:t>lib_quality_control and lib_quality_control.lib_dna_qc and lib_quality_control.lib_dna_qc.tumor_content%}{{lib_quality_control.lib_dna_qc.tumor_content}}{%else%}/{%endif%}{%endif%}</w:t>
+              <w:t>lib_quality_control</w:t>
+            </w:r>
+            <w:proofErr w:type="spellEnd"/>
+            <w:r>
+              <w:rPr>
+                <w:rFonts w:ascii="思源黑体 CN Normal" w:eastAsia="思源黑体 CN Normal" w:hAnsi="思源黑体 CN Normal" w:cs="思源黑体 CN Light"/>
+                <w:kern w:val="0"/>
+                <w:sz w:val="17"/>
+                <w:szCs w:val="17"/>
+              </w:rPr>
+              <w:t xml:space="preserve"> and </w:t>
+            </w:r>
+            <w:proofErr w:type="spellStart"/>
+            <w:r>
+              <w:rPr>
+                <w:rFonts w:ascii="思源黑体 CN Normal" w:eastAsia="思源黑体 CN Normal" w:hAnsi="思源黑体 CN Normal" w:cs="思源黑体 CN Light"/>
+                <w:kern w:val="0"/>
+                <w:sz w:val="17"/>
+                <w:szCs w:val="17"/>
+              </w:rPr>
+              <w:t>lib_quality_control.lib_dna_qc</w:t>
+            </w:r>
+            <w:proofErr w:type="spellEnd"/>
+            <w:r>
+              <w:rPr>
+                <w:rFonts w:ascii="思源黑体 CN Normal" w:eastAsia="思源黑体 CN Normal" w:hAnsi="思源黑体 CN Normal" w:cs="思源黑体 CN Light"/>
+                <w:kern w:val="0"/>
+                <w:sz w:val="17"/>
+                <w:szCs w:val="17"/>
+              </w:rPr>
+              <w:t xml:space="preserve"> and lib_quality_control.lib_dna_qc.tumor_content%}{{lib_quality_control.lib_dna_qc.tumor_content}}{%else%}/{%endif%}{%endif%}</w:t>
             </w:r>
           </w:p>
         </w:tc>
@@ -6058,7 +7322,67 @@
                 <w:sz w:val="17"/>
                 <w:szCs w:val="17"/>
               </w:rPr>
-              <w:t>{%if lib_quality_control and lib_quality_control.lib_dna_qc and lib_quality_control.lib_dna_qc.dna_qty%}{{lib_quality_control.lib_dna_qc.dna_qty|replace(“.00”,””)}}{%else%}{%endif%}</w:t>
+              <w:t xml:space="preserve">{%if </w:t>
+            </w:r>
+            <w:proofErr w:type="spellStart"/>
+            <w:r>
+              <w:rPr>
+                <w:rFonts w:ascii="思源黑体 CN Normal" w:eastAsia="思源黑体 CN Normal" w:hAnsi="思源黑体 CN Normal" w:cs="思源黑体 CN Light"/>
+                <w:kern w:val="0"/>
+                <w:sz w:val="17"/>
+                <w:szCs w:val="17"/>
+              </w:rPr>
+              <w:t>lib_quality_control</w:t>
+            </w:r>
+            <w:proofErr w:type="spellEnd"/>
+            <w:r>
+              <w:rPr>
+                <w:rFonts w:ascii="思源黑体 CN Normal" w:eastAsia="思源黑体 CN Normal" w:hAnsi="思源黑体 CN Normal" w:cs="思源黑体 CN Light"/>
+                <w:kern w:val="0"/>
+                <w:sz w:val="17"/>
+                <w:szCs w:val="17"/>
+              </w:rPr>
+              <w:t xml:space="preserve"> and </w:t>
+            </w:r>
+            <w:proofErr w:type="spellStart"/>
+            <w:r>
+              <w:rPr>
+                <w:rFonts w:ascii="思源黑体 CN Normal" w:eastAsia="思源黑体 CN Normal" w:hAnsi="思源黑体 CN Normal" w:cs="思源黑体 CN Light"/>
+                <w:kern w:val="0"/>
+                <w:sz w:val="17"/>
+                <w:szCs w:val="17"/>
+              </w:rPr>
+              <w:t>lib_quality_control.lib_dna_qc</w:t>
+            </w:r>
+            <w:proofErr w:type="spellEnd"/>
+            <w:r>
+              <w:rPr>
+                <w:rFonts w:ascii="思源黑体 CN Normal" w:eastAsia="思源黑体 CN Normal" w:hAnsi="思源黑体 CN Normal" w:cs="思源黑体 CN Light"/>
+                <w:kern w:val="0"/>
+                <w:sz w:val="17"/>
+                <w:szCs w:val="17"/>
+              </w:rPr>
+              <w:t xml:space="preserve"> and lib_quality_control.lib_dna_qc.dna_qty</w:t>
+            </w:r>
+            <w:proofErr w:type="gramStart"/>
+            <w:r>
+              <w:rPr>
+                <w:rFonts w:ascii="思源黑体 CN Normal" w:eastAsia="思源黑体 CN Normal" w:hAnsi="思源黑体 CN Normal" w:cs="思源黑体 CN Light"/>
+                <w:kern w:val="0"/>
+                <w:sz w:val="17"/>
+                <w:szCs w:val="17"/>
+              </w:rPr>
+              <w:t>%}{</w:t>
+            </w:r>
+            <w:proofErr w:type="gramEnd"/>
+            <w:r>
+              <w:rPr>
+                <w:rFonts w:ascii="思源黑体 CN Normal" w:eastAsia="思源黑体 CN Normal" w:hAnsi="思源黑体 CN Normal" w:cs="思源黑体 CN Light"/>
+                <w:kern w:val="0"/>
+                <w:sz w:val="17"/>
+                <w:szCs w:val="17"/>
+              </w:rPr>
+              <w:t>{lib_quality_control.lib_dna_qc.dna_qty|replace(“.00”,””)}}{%else%}{%endif%}</w:t>
             </w:r>
           </w:p>
         </w:tc>
@@ -6093,7 +7417,58 @@
                 <w:sz w:val="17"/>
                 <w:szCs w:val="17"/>
               </w:rPr>
-              <w:t>{%p if sample.report_module_type == “rummage” and sample.locate == “SH”%}</w:t>
+              <w:t xml:space="preserve">{%p if </w:t>
+            </w:r>
+            <w:proofErr w:type="spellStart"/>
+            <w:proofErr w:type="gramStart"/>
+            <w:r>
+              <w:rPr>
+                <w:rFonts w:ascii="思源黑体 CN Normal" w:eastAsia="思源黑体 CN Normal" w:hAnsi="思源黑体 CN Normal" w:cs="思源黑体 CN Light"/>
+                <w:kern w:val="0"/>
+                <w:sz w:val="17"/>
+                <w:szCs w:val="17"/>
+              </w:rPr>
+              <w:t>sample.report</w:t>
+            </w:r>
+            <w:proofErr w:type="gramEnd"/>
+            <w:r>
+              <w:rPr>
+                <w:rFonts w:ascii="思源黑体 CN Normal" w:eastAsia="思源黑体 CN Normal" w:hAnsi="思源黑体 CN Normal" w:cs="思源黑体 CN Light"/>
+                <w:kern w:val="0"/>
+                <w:sz w:val="17"/>
+                <w:szCs w:val="17"/>
+              </w:rPr>
+              <w:t>_module_type</w:t>
+            </w:r>
+            <w:proofErr w:type="spellEnd"/>
+            <w:r>
+              <w:rPr>
+                <w:rFonts w:ascii="思源黑体 CN Normal" w:eastAsia="思源黑体 CN Normal" w:hAnsi="思源黑体 CN Normal" w:cs="思源黑体 CN Light"/>
+                <w:kern w:val="0"/>
+                <w:sz w:val="17"/>
+                <w:szCs w:val="17"/>
+              </w:rPr>
+              <w:t xml:space="preserve"> == “rummage” and </w:t>
+            </w:r>
+            <w:proofErr w:type="spellStart"/>
+            <w:r>
+              <w:rPr>
+                <w:rFonts w:ascii="思源黑体 CN Normal" w:eastAsia="思源黑体 CN Normal" w:hAnsi="思源黑体 CN Normal" w:cs="思源黑体 CN Light"/>
+                <w:kern w:val="0"/>
+                <w:sz w:val="17"/>
+                <w:szCs w:val="17"/>
+              </w:rPr>
+              <w:t>sample.locate</w:t>
+            </w:r>
+            <w:proofErr w:type="spellEnd"/>
+            <w:r>
+              <w:rPr>
+                <w:rFonts w:ascii="思源黑体 CN Normal" w:eastAsia="思源黑体 CN Normal" w:hAnsi="思源黑体 CN Normal" w:cs="思源黑体 CN Light"/>
+                <w:kern w:val="0"/>
+                <w:sz w:val="17"/>
+                <w:szCs w:val="17"/>
+              </w:rPr>
+              <w:t xml:space="preserve"> == “SH”%}</w:t>
             </w:r>
           </w:p>
           <w:p>
@@ -6327,7 +7702,67 @@
                 <w:sz w:val="17"/>
                 <w:szCs w:val="17"/>
               </w:rPr>
-              <w:t>{%if lib_quality_control and lib_quality_control.lib_dna_qc and lib_quality_control.lib_dna_qc.library_qty%}{{lib_quality_control.lib_dna_qc.library_qty|replace(“.00”,””)}}{%else%}{%endif%}</w:t>
+              <w:t xml:space="preserve">{%if </w:t>
+            </w:r>
+            <w:proofErr w:type="spellStart"/>
+            <w:r>
+              <w:rPr>
+                <w:rFonts w:ascii="思源黑体 CN Normal" w:eastAsia="思源黑体 CN Normal" w:hAnsi="思源黑体 CN Normal" w:cs="思源黑体 CN Light"/>
+                <w:kern w:val="0"/>
+                <w:sz w:val="17"/>
+                <w:szCs w:val="17"/>
+              </w:rPr>
+              <w:t>lib_quality_control</w:t>
+            </w:r>
+            <w:proofErr w:type="spellEnd"/>
+            <w:r>
+              <w:rPr>
+                <w:rFonts w:ascii="思源黑体 CN Normal" w:eastAsia="思源黑体 CN Normal" w:hAnsi="思源黑体 CN Normal" w:cs="思源黑体 CN Light"/>
+                <w:kern w:val="0"/>
+                <w:sz w:val="17"/>
+                <w:szCs w:val="17"/>
+              </w:rPr>
+              <w:t xml:space="preserve"> and </w:t>
+            </w:r>
+            <w:proofErr w:type="spellStart"/>
+            <w:r>
+              <w:rPr>
+                <w:rFonts w:ascii="思源黑体 CN Normal" w:eastAsia="思源黑体 CN Normal" w:hAnsi="思源黑体 CN Normal" w:cs="思源黑体 CN Light"/>
+                <w:kern w:val="0"/>
+                <w:sz w:val="17"/>
+                <w:szCs w:val="17"/>
+              </w:rPr>
+              <w:t>lib_quality_control.lib_dna_qc</w:t>
+            </w:r>
+            <w:proofErr w:type="spellEnd"/>
+            <w:r>
+              <w:rPr>
+                <w:rFonts w:ascii="思源黑体 CN Normal" w:eastAsia="思源黑体 CN Normal" w:hAnsi="思源黑体 CN Normal" w:cs="思源黑体 CN Light"/>
+                <w:kern w:val="0"/>
+                <w:sz w:val="17"/>
+                <w:szCs w:val="17"/>
+              </w:rPr>
+              <w:t xml:space="preserve"> and lib_quality_control.lib_dna_</w:t>
+            </w:r>
+            <w:proofErr w:type="gramStart"/>
+            <w:r>
+              <w:rPr>
+                <w:rFonts w:ascii="思源黑体 CN Normal" w:eastAsia="思源黑体 CN Normal" w:hAnsi="思源黑体 CN Normal" w:cs="思源黑体 CN Light"/>
+                <w:kern w:val="0"/>
+                <w:sz w:val="17"/>
+                <w:szCs w:val="17"/>
+              </w:rPr>
+              <w:t>qc.library</w:t>
+            </w:r>
+            <w:proofErr w:type="gramEnd"/>
+            <w:r>
+              <w:rPr>
+                <w:rFonts w:ascii="思源黑体 CN Normal" w:eastAsia="思源黑体 CN Normal" w:hAnsi="思源黑体 CN Normal" w:cs="思源黑体 CN Light"/>
+                <w:kern w:val="0"/>
+                <w:sz w:val="17"/>
+                <w:szCs w:val="17"/>
+              </w:rPr>
+              <w:t>_qty%}{{lib_quality_control.lib_dna_qc.library_qty|replace(“.00”,””)}}{%else%}{%endif%}</w:t>
             </w:r>
           </w:p>
         </w:tc>
@@ -6495,16 +7930,36 @@
                 <w:sz w:val="17"/>
                 <w:szCs w:val="17"/>
               </w:rPr>
-              <w:t>{{q</w:t>
-            </w:r>
-            <w:r>
-              <w:rPr>
-                <w:rFonts w:ascii="思源黑体 CN Normal" w:eastAsia="思源黑体 CN Normal" w:hAnsi="思源黑体 CN Normal" w:cs="思源黑体 CN Light"/>
-                <w:kern w:val="0"/>
-                <w:sz w:val="17"/>
-                <w:szCs w:val="17"/>
-              </w:rPr>
-              <w:t>c.qc_gradient.</w:t>
+              <w:t>{{</w:t>
+            </w:r>
+            <w:proofErr w:type="gramStart"/>
+            <w:r>
+              <w:rPr>
+                <w:rFonts w:ascii="思源黑体 CN Normal" w:eastAsia="思源黑体 CN Normal" w:hAnsi="思源黑体 CN Normal" w:cs="思源黑体 CN Light" w:hint="eastAsia"/>
+                <w:kern w:val="0"/>
+                <w:sz w:val="17"/>
+                <w:szCs w:val="17"/>
+              </w:rPr>
+              <w:t>q</w:t>
+            </w:r>
+            <w:r>
+              <w:rPr>
+                <w:rFonts w:ascii="思源黑体 CN Normal" w:eastAsia="思源黑体 CN Normal" w:hAnsi="思源黑体 CN Normal" w:cs="思源黑体 CN Light"/>
+                <w:kern w:val="0"/>
+                <w:sz w:val="17"/>
+                <w:szCs w:val="17"/>
+              </w:rPr>
+              <w:t>c.qc</w:t>
+            </w:r>
+            <w:proofErr w:type="gramEnd"/>
+            <w:r>
+              <w:rPr>
+                <w:rFonts w:ascii="思源黑体 CN Normal" w:eastAsia="思源黑体 CN Normal" w:hAnsi="思源黑体 CN Normal" w:cs="思源黑体 CN Light"/>
+                <w:kern w:val="0"/>
+                <w:sz w:val="17"/>
+                <w:szCs w:val="17"/>
+              </w:rPr>
+              <w:t>_gradient.</w:t>
             </w:r>
             <w:r>
               <w:rPr>
@@ -6673,17 +8128,48 @@
                 <w:sz w:val="17"/>
                 <w:szCs w:val="17"/>
               </w:rPr>
-              <w:t>{{qc.dna_data_qc.</w:t>
-            </w:r>
-            <w:r>
-              <w:rPr>
-                <w:rFonts w:ascii="思源黑体 CN Normal" w:eastAsia="思源黑体 CN Normal" w:hAnsi="思源黑体 CN Normal" w:cs="思源黑体 CN Light"/>
-                <w:kern w:val="0"/>
-                <w:sz w:val="17"/>
-                <w:szCs w:val="17"/>
-              </w:rPr>
-              <w:t>cover_ratio</w:t>
-            </w:r>
+              <w:t>{{</w:t>
+            </w:r>
+            <w:proofErr w:type="spellStart"/>
+            <w:r>
+              <w:rPr>
+                <w:rFonts w:ascii="思源黑体 CN Normal" w:eastAsia="思源黑体 CN Normal" w:hAnsi="思源黑体 CN Normal" w:cs="思源黑体 CN Light"/>
+                <w:kern w:val="0"/>
+                <w:sz w:val="17"/>
+                <w:szCs w:val="17"/>
+              </w:rPr>
+              <w:t>qc.dna_data_</w:t>
+            </w:r>
+            <w:proofErr w:type="gramStart"/>
+            <w:r>
+              <w:rPr>
+                <w:rFonts w:ascii="思源黑体 CN Normal" w:eastAsia="思源黑体 CN Normal" w:hAnsi="思源黑体 CN Normal" w:cs="思源黑体 CN Light"/>
+                <w:kern w:val="0"/>
+                <w:sz w:val="17"/>
+                <w:szCs w:val="17"/>
+              </w:rPr>
+              <w:t>qc.</w:t>
+            </w:r>
+            <w:r>
+              <w:rPr>
+                <w:rFonts w:ascii="思源黑体 CN Normal" w:eastAsia="思源黑体 CN Normal" w:hAnsi="思源黑体 CN Normal" w:cs="思源黑体 CN Light"/>
+                <w:kern w:val="0"/>
+                <w:sz w:val="17"/>
+                <w:szCs w:val="17"/>
+              </w:rPr>
+              <w:t>cover</w:t>
+            </w:r>
+            <w:proofErr w:type="gramEnd"/>
+            <w:r>
+              <w:rPr>
+                <w:rFonts w:ascii="思源黑体 CN Normal" w:eastAsia="思源黑体 CN Normal" w:hAnsi="思源黑体 CN Normal" w:cs="思源黑体 CN Light"/>
+                <w:kern w:val="0"/>
+                <w:sz w:val="17"/>
+                <w:szCs w:val="17"/>
+              </w:rPr>
+              <w:t>_ratio</w:t>
+            </w:r>
+            <w:proofErr w:type="spellEnd"/>
             <w:r>
               <w:rPr>
                 <w:rFonts w:ascii="思源黑体 CN Normal" w:eastAsia="思源黑体 CN Normal" w:hAnsi="思源黑体 CN Normal" w:cs="思源黑体 CN Light"/>
@@ -6851,16 +8337,36 @@
                 <w:sz w:val="17"/>
                 <w:szCs w:val="17"/>
               </w:rPr>
-              <w:t>{{qc.dna_data_qc.</w:t>
-            </w:r>
-            <w:r>
-              <w:rPr>
-                <w:rFonts w:ascii="思源黑体 CN Normal" w:eastAsia="思源黑体 CN Normal" w:hAnsi="思源黑体 CN Normal" w:cs="思源黑体 CN Light"/>
-                <w:kern w:val="0"/>
-                <w:sz w:val="17"/>
-                <w:szCs w:val="17"/>
-              </w:rPr>
-              <w:t>cleandata_q30</w:t>
+              <w:t>{{qc.dna_data_</w:t>
+            </w:r>
+            <w:proofErr w:type="gramStart"/>
+            <w:r>
+              <w:rPr>
+                <w:rFonts w:ascii="思源黑体 CN Normal" w:eastAsia="思源黑体 CN Normal" w:hAnsi="思源黑体 CN Normal" w:cs="思源黑体 CN Light"/>
+                <w:kern w:val="0"/>
+                <w:sz w:val="17"/>
+                <w:szCs w:val="17"/>
+              </w:rPr>
+              <w:t>qc.</w:t>
+            </w:r>
+            <w:r>
+              <w:rPr>
+                <w:rFonts w:ascii="思源黑体 CN Normal" w:eastAsia="思源黑体 CN Normal" w:hAnsi="思源黑体 CN Normal" w:cs="思源黑体 CN Light"/>
+                <w:kern w:val="0"/>
+                <w:sz w:val="17"/>
+                <w:szCs w:val="17"/>
+              </w:rPr>
+              <w:t>cleandata</w:t>
+            </w:r>
+            <w:proofErr w:type="gramEnd"/>
+            <w:r>
+              <w:rPr>
+                <w:rFonts w:ascii="思源黑体 CN Normal" w:eastAsia="思源黑体 CN Normal" w:hAnsi="思源黑体 CN Normal" w:cs="思源黑体 CN Light"/>
+                <w:kern w:val="0"/>
+                <w:sz w:val="17"/>
+                <w:szCs w:val="17"/>
+              </w:rPr>
+              <w:t>_q30</w:t>
             </w:r>
             <w:r>
               <w:rPr>
@@ -7031,7 +8537,27 @@
                 <w:sz w:val="17"/>
                 <w:szCs w:val="17"/>
               </w:rPr>
-              <w:t>{{qc.dna_data_qc.cnv_cv}}</w:t>
+              <w:t>{{</w:t>
+            </w:r>
+            <w:proofErr w:type="spellStart"/>
+            <w:r>
+              <w:rPr>
+                <w:rFonts w:ascii="思源黑体 CN Normal" w:eastAsia="思源黑体 CN Normal" w:hAnsi="思源黑体 CN Normal" w:cs="思源黑体 CN Light"/>
+                <w:kern w:val="0"/>
+                <w:sz w:val="17"/>
+                <w:szCs w:val="17"/>
+              </w:rPr>
+              <w:t>qc.dna_data_qc.cnv_cv</w:t>
+            </w:r>
+            <w:proofErr w:type="spellEnd"/>
+            <w:r>
+              <w:rPr>
+                <w:rFonts w:ascii="思源黑体 CN Normal" w:eastAsia="思源黑体 CN Normal" w:hAnsi="思源黑体 CN Normal" w:cs="思源黑体 CN Light"/>
+                <w:kern w:val="0"/>
+                <w:sz w:val="17"/>
+                <w:szCs w:val="17"/>
+              </w:rPr>
+              <w:t>}}</w:t>
             </w:r>
           </w:p>
         </w:tc>
@@ -7184,7 +8710,27 @@
                 <w:sz w:val="17"/>
                 <w:szCs w:val="17"/>
               </w:rPr>
-              <w:t>{{qc.dna_data_qc.cnv_uni}}</w:t>
+              <w:t>{{</w:t>
+            </w:r>
+            <w:proofErr w:type="spellStart"/>
+            <w:r>
+              <w:rPr>
+                <w:rFonts w:ascii="思源黑体 CN Normal" w:eastAsia="思源黑体 CN Normal" w:hAnsi="思源黑体 CN Normal" w:cs="思源黑体 CN Light"/>
+                <w:kern w:val="0"/>
+                <w:sz w:val="17"/>
+                <w:szCs w:val="17"/>
+              </w:rPr>
+              <w:t>qc.dna_data_qc.cnv_uni</w:t>
+            </w:r>
+            <w:proofErr w:type="spellEnd"/>
+            <w:r>
+              <w:rPr>
+                <w:rFonts w:ascii="思源黑体 CN Normal" w:eastAsia="思源黑体 CN Normal" w:hAnsi="思源黑体 CN Normal" w:cs="思源黑体 CN Light"/>
+                <w:kern w:val="0"/>
+                <w:sz w:val="17"/>
+                <w:szCs w:val="17"/>
+              </w:rPr>
+              <w:t>}}</w:t>
             </w:r>
           </w:p>
         </w:tc>
@@ -7328,7 +8874,47 @@
                 <w:sz w:val="17"/>
                 <w:szCs w:val="17"/>
               </w:rPr>
-              <w:t>{{qc.dna_data_qc.depth_mean_uniq}}</w:t>
+              <w:t>{{</w:t>
+            </w:r>
+            <w:proofErr w:type="spellStart"/>
+            <w:r>
+              <w:rPr>
+                <w:rFonts w:ascii="思源黑体 CN Normal" w:eastAsia="思源黑体 CN Normal" w:hAnsi="思源黑体 CN Normal" w:cs="思源黑体 CN Light"/>
+                <w:kern w:val="0"/>
+                <w:sz w:val="17"/>
+                <w:szCs w:val="17"/>
+              </w:rPr>
+              <w:t>qc.dna_data_</w:t>
+            </w:r>
+            <w:proofErr w:type="gramStart"/>
+            <w:r>
+              <w:rPr>
+                <w:rFonts w:ascii="思源黑体 CN Normal" w:eastAsia="思源黑体 CN Normal" w:hAnsi="思源黑体 CN Normal" w:cs="思源黑体 CN Light"/>
+                <w:kern w:val="0"/>
+                <w:sz w:val="17"/>
+                <w:szCs w:val="17"/>
+              </w:rPr>
+              <w:t>qc.depth</w:t>
+            </w:r>
+            <w:proofErr w:type="gramEnd"/>
+            <w:r>
+              <w:rPr>
+                <w:rFonts w:ascii="思源黑体 CN Normal" w:eastAsia="思源黑体 CN Normal" w:hAnsi="思源黑体 CN Normal" w:cs="思源黑体 CN Light"/>
+                <w:kern w:val="0"/>
+                <w:sz w:val="17"/>
+                <w:szCs w:val="17"/>
+              </w:rPr>
+              <w:t>_mean_uniq</w:t>
+            </w:r>
+            <w:proofErr w:type="spellEnd"/>
+            <w:r>
+              <w:rPr>
+                <w:rFonts w:ascii="思源黑体 CN Normal" w:eastAsia="思源黑体 CN Normal" w:hAnsi="思源黑体 CN Normal" w:cs="思源黑体 CN Light"/>
+                <w:kern w:val="0"/>
+                <w:sz w:val="17"/>
+                <w:szCs w:val="17"/>
+              </w:rPr>
+              <w:t>}}</w:t>
             </w:r>
           </w:p>
         </w:tc>
@@ -7426,7 +9012,27 @@
                 <w:sz w:val="17"/>
                 <w:szCs w:val="17"/>
               </w:rPr>
-              <w:t>均一性</w:t>
+              <w:t>均</w:t>
+            </w:r>
+            <w:proofErr w:type="gramStart"/>
+            <w:r>
+              <w:rPr>
+                <w:rFonts w:ascii="思源黑体 CN Normal" w:eastAsia="思源黑体 CN Normal" w:hAnsi="思源黑体 CN Normal" w:cs="思源黑体 CN Light" w:hint="eastAsia"/>
+                <w:kern w:val="0"/>
+                <w:sz w:val="17"/>
+                <w:szCs w:val="17"/>
+              </w:rPr>
+              <w:t>一</w:t>
+            </w:r>
+            <w:proofErr w:type="gramEnd"/>
+            <w:r>
+              <w:rPr>
+                <w:rFonts w:ascii="思源黑体 CN Normal" w:eastAsia="思源黑体 CN Normal" w:hAnsi="思源黑体 CN Normal" w:cs="思源黑体 CN Light" w:hint="eastAsia"/>
+                <w:kern w:val="0"/>
+                <w:sz w:val="17"/>
+                <w:szCs w:val="17"/>
+              </w:rPr>
+              <w:t>性</w:t>
             </w:r>
           </w:p>
         </w:tc>
@@ -7460,16 +9066,36 @@
                 <w:sz w:val="17"/>
                 <w:szCs w:val="17"/>
               </w:rPr>
-              <w:t>{{qc.dna_data_qc.</w:t>
-            </w:r>
-            <w:r>
-              <w:rPr>
-                <w:rFonts w:ascii="思源黑体 CN Normal" w:eastAsia="思源黑体 CN Normal" w:hAnsi="思源黑体 CN Normal" w:cs="思源黑体 CN Light"/>
-                <w:kern w:val="0"/>
-                <w:sz w:val="17"/>
-                <w:szCs w:val="17"/>
-              </w:rPr>
-              <w:t>uni20_uniq</w:t>
+              <w:t>{{qc.dna_data_</w:t>
+            </w:r>
+            <w:proofErr w:type="gramStart"/>
+            <w:r>
+              <w:rPr>
+                <w:rFonts w:ascii="思源黑体 CN Normal" w:eastAsia="思源黑体 CN Normal" w:hAnsi="思源黑体 CN Normal" w:cs="思源黑体 CN Light"/>
+                <w:kern w:val="0"/>
+                <w:sz w:val="17"/>
+                <w:szCs w:val="17"/>
+              </w:rPr>
+              <w:t>qc.</w:t>
+            </w:r>
+            <w:r>
+              <w:rPr>
+                <w:rFonts w:ascii="思源黑体 CN Normal" w:eastAsia="思源黑体 CN Normal" w:hAnsi="思源黑体 CN Normal" w:cs="思源黑体 CN Light"/>
+                <w:kern w:val="0"/>
+                <w:sz w:val="17"/>
+                <w:szCs w:val="17"/>
+              </w:rPr>
+              <w:t>uni</w:t>
+            </w:r>
+            <w:proofErr w:type="gramEnd"/>
+            <w:r>
+              <w:rPr>
+                <w:rFonts w:ascii="思源黑体 CN Normal" w:eastAsia="思源黑体 CN Normal" w:hAnsi="思源黑体 CN Normal" w:cs="思源黑体 CN Light"/>
+                <w:kern w:val="0"/>
+                <w:sz w:val="17"/>
+                <w:szCs w:val="17"/>
+              </w:rPr>
+              <w:t>20_uniq</w:t>
             </w:r>
             <w:r>
               <w:rPr>
@@ -7612,17 +9238,48 @@
                 <w:sz w:val="17"/>
                 <w:szCs w:val="17"/>
               </w:rPr>
-              <w:t>{{qc.dna_data_qc.</w:t>
-            </w:r>
-            <w:r>
-              <w:rPr>
-                <w:rFonts w:ascii="思源黑体 CN Normal" w:eastAsia="思源黑体 CN Normal" w:hAnsi="思源黑体 CN Normal" w:cs="思源黑体 CN Light"/>
-                <w:kern w:val="0"/>
-                <w:sz w:val="17"/>
-                <w:szCs w:val="17"/>
-              </w:rPr>
-              <w:t>mapping_ratio</w:t>
-            </w:r>
+              <w:t>{{</w:t>
+            </w:r>
+            <w:proofErr w:type="spellStart"/>
+            <w:r>
+              <w:rPr>
+                <w:rFonts w:ascii="思源黑体 CN Normal" w:eastAsia="思源黑体 CN Normal" w:hAnsi="思源黑体 CN Normal" w:cs="思源黑体 CN Light"/>
+                <w:kern w:val="0"/>
+                <w:sz w:val="17"/>
+                <w:szCs w:val="17"/>
+              </w:rPr>
+              <w:t>qc.dna_data_</w:t>
+            </w:r>
+            <w:proofErr w:type="gramStart"/>
+            <w:r>
+              <w:rPr>
+                <w:rFonts w:ascii="思源黑体 CN Normal" w:eastAsia="思源黑体 CN Normal" w:hAnsi="思源黑体 CN Normal" w:cs="思源黑体 CN Light"/>
+                <w:kern w:val="0"/>
+                <w:sz w:val="17"/>
+                <w:szCs w:val="17"/>
+              </w:rPr>
+              <w:t>qc.</w:t>
+            </w:r>
+            <w:r>
+              <w:rPr>
+                <w:rFonts w:ascii="思源黑体 CN Normal" w:eastAsia="思源黑体 CN Normal" w:hAnsi="思源黑体 CN Normal" w:cs="思源黑体 CN Light"/>
+                <w:kern w:val="0"/>
+                <w:sz w:val="17"/>
+                <w:szCs w:val="17"/>
+              </w:rPr>
+              <w:t>mapping</w:t>
+            </w:r>
+            <w:proofErr w:type="gramEnd"/>
+            <w:r>
+              <w:rPr>
+                <w:rFonts w:ascii="思源黑体 CN Normal" w:eastAsia="思源黑体 CN Normal" w:hAnsi="思源黑体 CN Normal" w:cs="思源黑体 CN Light"/>
+                <w:kern w:val="0"/>
+                <w:sz w:val="17"/>
+                <w:szCs w:val="17"/>
+              </w:rPr>
+              <w:t>_ratio</w:t>
+            </w:r>
+            <w:proofErr w:type="spellEnd"/>
             <w:r>
               <w:rPr>
                 <w:rFonts w:ascii="思源黑体 CN Normal" w:eastAsia="思源黑体 CN Normal" w:hAnsi="思源黑体 CN Normal" w:cs="思源黑体 CN Light"/>
@@ -7730,7 +9387,27 @@
           <w:sz w:val="16"/>
           <w:szCs w:val="16"/>
         </w:rPr>
-        <w:t>仅当送检的样品中含有或可制作石蜡玻片时才能进行病理质控，若肿瘤细胞含量低于20%，本产品CNV检测灵敏度和特异性可能会受到影响，结果仅供参考；</w:t>
+        <w:t>仅当送检的样品中含有或可制作石蜡</w:t>
+      </w:r>
+      <w:proofErr w:type="gramStart"/>
+      <w:r>
+        <w:rPr>
+          <w:rFonts w:ascii="思源黑体 CN Normal" w:eastAsia="思源黑体 CN Normal" w:hAnsi="思源黑体 CN Normal" w:hint="eastAsia"/>
+          <w:color w:val="000000" w:themeColor="text1"/>
+          <w:sz w:val="16"/>
+          <w:szCs w:val="16"/>
+        </w:rPr>
+        <w:t>玻</w:t>
+      </w:r>
+      <w:proofErr w:type="gramEnd"/>
+      <w:r>
+        <w:rPr>
+          <w:rFonts w:ascii="思源黑体 CN Normal" w:eastAsia="思源黑体 CN Normal" w:hAnsi="思源黑体 CN Normal" w:hint="eastAsia"/>
+          <w:color w:val="000000" w:themeColor="text1"/>
+          <w:sz w:val="16"/>
+          <w:szCs w:val="16"/>
+        </w:rPr>
+        <w:t>片时才能进行病理质控，若肿瘤细胞含量低于20%，本产品CNV检测灵敏度和特异性可能会受到影响，结果仅供参考；</w:t>
       </w:r>
     </w:p>
     <w:p>
@@ -7857,7 +9534,27 @@
           <w:sz w:val="16"/>
           <w:szCs w:val="16"/>
         </w:rPr>
-        <w:t>检测到的区域占目标区域的比例；</w:t>
+        <w:t>检测到的区域</w:t>
+      </w:r>
+      <w:proofErr w:type="gramStart"/>
+      <w:r>
+        <w:rPr>
+          <w:rFonts w:ascii="思源黑体 CN Normal" w:eastAsia="思源黑体 CN Normal" w:hAnsi="思源黑体 CN Normal" w:hint="eastAsia"/>
+          <w:color w:val="000000" w:themeColor="text1"/>
+          <w:sz w:val="16"/>
+          <w:szCs w:val="16"/>
+        </w:rPr>
+        <w:t>占目标</w:t>
+      </w:r>
+      <w:proofErr w:type="gramEnd"/>
+      <w:r>
+        <w:rPr>
+          <w:rFonts w:ascii="思源黑体 CN Normal" w:eastAsia="思源黑体 CN Normal" w:hAnsi="思源黑体 CN Normal" w:hint="eastAsia"/>
+          <w:color w:val="000000" w:themeColor="text1"/>
+          <w:sz w:val="16"/>
+          <w:szCs w:val="16"/>
+        </w:rPr>
+        <w:t>区域的比例；</w:t>
       </w:r>
     </w:p>
     <w:p>
@@ -7938,7 +9635,27 @@
           <w:sz w:val="16"/>
           <w:szCs w:val="16"/>
         </w:rPr>
-        <w:t>基因内部CV分布：基因内部归一化深度的分布均一性；</w:t>
+        <w:t>基因内部CV分布：基因内部归一化深度的分布均</w:t>
+      </w:r>
+      <w:proofErr w:type="gramStart"/>
+      <w:r>
+        <w:rPr>
+          <w:rFonts w:ascii="思源黑体 CN Normal" w:eastAsia="思源黑体 CN Normal" w:hAnsi="思源黑体 CN Normal" w:hint="eastAsia"/>
+          <w:color w:val="000000" w:themeColor="text1"/>
+          <w:sz w:val="16"/>
+          <w:szCs w:val="16"/>
+        </w:rPr>
+        <w:t>一</w:t>
+      </w:r>
+      <w:proofErr w:type="gramEnd"/>
+      <w:r>
+        <w:rPr>
+          <w:rFonts w:ascii="思源黑体 CN Normal" w:eastAsia="思源黑体 CN Normal" w:hAnsi="思源黑体 CN Normal" w:hint="eastAsia"/>
+          <w:color w:val="000000" w:themeColor="text1"/>
+          <w:sz w:val="16"/>
+          <w:szCs w:val="16"/>
+        </w:rPr>
+        <w:t>性；</w:t>
       </w:r>
     </w:p>
     <w:p>
@@ -8066,7 +9783,27 @@
           <w:sz w:val="16"/>
           <w:szCs w:val="16"/>
         </w:rPr>
-        <w:t>均一性：整体目标区域中，测序深度超过平均深度</w:t>
+        <w:t>均</w:t>
+      </w:r>
+      <w:proofErr w:type="gramStart"/>
+      <w:r>
+        <w:rPr>
+          <w:rFonts w:ascii="思源黑体 CN Normal" w:eastAsia="思源黑体 CN Normal" w:hAnsi="思源黑体 CN Normal" w:hint="eastAsia"/>
+          <w:color w:val="000000" w:themeColor="text1"/>
+          <w:sz w:val="16"/>
+          <w:szCs w:val="16"/>
+        </w:rPr>
+        <w:t>一</w:t>
+      </w:r>
+      <w:proofErr w:type="gramEnd"/>
+      <w:r>
+        <w:rPr>
+          <w:rFonts w:ascii="思源黑体 CN Normal" w:eastAsia="思源黑体 CN Normal" w:hAnsi="思源黑体 CN Normal" w:hint="eastAsia"/>
+          <w:color w:val="000000" w:themeColor="text1"/>
+          <w:sz w:val="16"/>
+          <w:szCs w:val="16"/>
+        </w:rPr>
+        <w:t>性：整体目标区域中，测序深度超过平均深度</w:t>
       </w:r>
       <w:r>
         <w:rPr>
@@ -8138,7 +9875,27 @@
           <w:sz w:val="16"/>
           <w:szCs w:val="16"/>
         </w:rPr>
-        <w:t>参考值为“/”，表示此质控项并非本检测的必要质控项，结果仅供参考；</w:t>
+        <w:t>参考值为“/”，表示此质</w:t>
+      </w:r>
+      <w:proofErr w:type="gramStart"/>
+      <w:r>
+        <w:rPr>
+          <w:rFonts w:ascii="思源黑体 CN Normal" w:eastAsia="思源黑体 CN Normal" w:hAnsi="思源黑体 CN Normal" w:hint="eastAsia"/>
+          <w:color w:val="000000" w:themeColor="text1"/>
+          <w:sz w:val="16"/>
+          <w:szCs w:val="16"/>
+        </w:rPr>
+        <w:t>控项并非</w:t>
+      </w:r>
+      <w:proofErr w:type="gramEnd"/>
+      <w:r>
+        <w:rPr>
+          <w:rFonts w:ascii="思源黑体 CN Normal" w:eastAsia="思源黑体 CN Normal" w:hAnsi="思源黑体 CN Normal" w:hint="eastAsia"/>
+          <w:color w:val="000000" w:themeColor="text1"/>
+          <w:sz w:val="16"/>
+          <w:szCs w:val="16"/>
+        </w:rPr>
+        <w:t>本检测的必要质控项，结果仅供参考；</w:t>
       </w:r>
     </w:p>
     <w:p>
@@ -8186,7 +9943,51 @@
           <w:szCs w:val="13"/>
           <w:highlight w:val="magenta"/>
         </w:rPr>
-        <w:t>{{r page_break }}</w:t>
+        <w:t xml:space="preserve">{{r </w:t>
+      </w:r>
+      <w:proofErr w:type="spellStart"/>
+      <w:r>
+        <w:rPr>
+          <w:rFonts w:ascii="思源黑体 CN Light" w:eastAsia="思源黑体 CN Light" w:hAnsi="思源黑体 CN Light" w:hint="eastAsia"/>
+          <w:color w:val="595959" w:themeColor="text1" w:themeTint="A6"/>
+          <w:sz w:val="13"/>
+          <w:szCs w:val="13"/>
+          <w:highlight w:val="magenta"/>
+        </w:rPr>
+        <w:t>page_</w:t>
+      </w:r>
+      <w:proofErr w:type="gramStart"/>
+      <w:r>
+        <w:rPr>
+          <w:rFonts w:ascii="思源黑体 CN Light" w:eastAsia="思源黑体 CN Light" w:hAnsi="思源黑体 CN Light" w:hint="eastAsia"/>
+          <w:color w:val="595959" w:themeColor="text1" w:themeTint="A6"/>
+          <w:sz w:val="13"/>
+          <w:szCs w:val="13"/>
+          <w:highlight w:val="magenta"/>
+        </w:rPr>
+        <w:t>break</w:t>
+      </w:r>
+      <w:proofErr w:type="spellEnd"/>
+      <w:r>
+        <w:rPr>
+          <w:rFonts w:ascii="思源黑体 CN Light" w:eastAsia="思源黑体 CN Light" w:hAnsi="思源黑体 CN Light" w:hint="eastAsia"/>
+          <w:color w:val="595959" w:themeColor="text1" w:themeTint="A6"/>
+          <w:sz w:val="13"/>
+          <w:szCs w:val="13"/>
+          <w:highlight w:val="magenta"/>
+        </w:rPr>
+        <w:t xml:space="preserve"> }</w:t>
+      </w:r>
+      <w:proofErr w:type="gramEnd"/>
+      <w:r>
+        <w:rPr>
+          <w:rFonts w:ascii="思源黑体 CN Light" w:eastAsia="思源黑体 CN Light" w:hAnsi="思源黑体 CN Light" w:hint="eastAsia"/>
+          <w:color w:val="595959" w:themeColor="text1" w:themeTint="A6"/>
+          <w:sz w:val="13"/>
+          <w:szCs w:val="13"/>
+          <w:highlight w:val="magenta"/>
+        </w:rPr>
+        <w:t>}</w:t>
       </w:r>
     </w:p>
     <w:p>
@@ -8316,7 +10117,51 @@
           <w:szCs w:val="13"/>
           <w:highlight w:val="magenta"/>
         </w:rPr>
-        <w:t>{{r page_break }}</w:t>
+        <w:t xml:space="preserve">{{r </w:t>
+      </w:r>
+      <w:proofErr w:type="spellStart"/>
+      <w:r>
+        <w:rPr>
+          <w:rFonts w:ascii="思源黑体 CN Light" w:eastAsia="思源黑体 CN Light" w:hAnsi="思源黑体 CN Light" w:hint="eastAsia"/>
+          <w:color w:val="595959" w:themeColor="text1" w:themeTint="A6"/>
+          <w:sz w:val="13"/>
+          <w:szCs w:val="13"/>
+          <w:highlight w:val="magenta"/>
+        </w:rPr>
+        <w:t>page_</w:t>
+      </w:r>
+      <w:proofErr w:type="gramStart"/>
+      <w:r>
+        <w:rPr>
+          <w:rFonts w:ascii="思源黑体 CN Light" w:eastAsia="思源黑体 CN Light" w:hAnsi="思源黑体 CN Light" w:hint="eastAsia"/>
+          <w:color w:val="595959" w:themeColor="text1" w:themeTint="A6"/>
+          <w:sz w:val="13"/>
+          <w:szCs w:val="13"/>
+          <w:highlight w:val="magenta"/>
+        </w:rPr>
+        <w:t>break</w:t>
+      </w:r>
+      <w:proofErr w:type="spellEnd"/>
+      <w:r>
+        <w:rPr>
+          <w:rFonts w:ascii="思源黑体 CN Light" w:eastAsia="思源黑体 CN Light" w:hAnsi="思源黑体 CN Light" w:hint="eastAsia"/>
+          <w:color w:val="595959" w:themeColor="text1" w:themeTint="A6"/>
+          <w:sz w:val="13"/>
+          <w:szCs w:val="13"/>
+          <w:highlight w:val="magenta"/>
+        </w:rPr>
+        <w:t xml:space="preserve"> }</w:t>
+      </w:r>
+      <w:proofErr w:type="gramEnd"/>
+      <w:r>
+        <w:rPr>
+          <w:rFonts w:ascii="思源黑体 CN Light" w:eastAsia="思源黑体 CN Light" w:hAnsi="思源黑体 CN Light" w:hint="eastAsia"/>
+          <w:color w:val="595959" w:themeColor="text1" w:themeTint="A6"/>
+          <w:sz w:val="13"/>
+          <w:szCs w:val="13"/>
+          <w:highlight w:val="magenta"/>
+        </w:rPr>
+        <w:t>}</w:t>
       </w:r>
     </w:p>
     <w:p>
@@ -8439,7 +10284,63 @@
           <w:sz w:val="16"/>
           <w:szCs w:val="16"/>
         </w:rPr>
-        <w:t>{%p for a in (refer.fixed + refer.dynamic.s_var12 + refer.dynamic.s_var_onco_nodrug + refer.dynamic.g_var45 + refer.dynamic.knb)|unique%}</w:t>
+        <w:t>{%p for a in (</w:t>
+      </w:r>
+      <w:proofErr w:type="spellStart"/>
+      <w:proofErr w:type="gramStart"/>
+      <w:r>
+        <w:rPr>
+          <w:rFonts w:ascii="Arial" w:eastAsia="思源黑体 CN Normal" w:hAnsi="Arial" w:cs="Arial"/>
+          <w:sz w:val="16"/>
+          <w:szCs w:val="16"/>
+        </w:rPr>
+        <w:t>refer.fixed</w:t>
+      </w:r>
+      <w:proofErr w:type="spellEnd"/>
+      <w:proofErr w:type="gramEnd"/>
+      <w:r>
+        <w:rPr>
+          <w:rFonts w:ascii="Arial" w:eastAsia="思源黑体 CN Normal" w:hAnsi="Arial" w:cs="Arial"/>
+          <w:sz w:val="16"/>
+          <w:szCs w:val="16"/>
+        </w:rPr>
+        <w:t xml:space="preserve"> + refer.dynamic.s_var12 + </w:t>
+      </w:r>
+      <w:proofErr w:type="spellStart"/>
+      <w:r>
+        <w:rPr>
+          <w:rFonts w:ascii="Arial" w:eastAsia="思源黑体 CN Normal" w:hAnsi="Arial" w:cs="Arial"/>
+          <w:sz w:val="16"/>
+          <w:szCs w:val="16"/>
+        </w:rPr>
+        <w:t>refer.dynamic.s_var_onco_nodrug</w:t>
+      </w:r>
+      <w:proofErr w:type="spellEnd"/>
+      <w:r>
+        <w:rPr>
+          <w:rFonts w:ascii="Arial" w:eastAsia="思源黑体 CN Normal" w:hAnsi="Arial" w:cs="Arial"/>
+          <w:sz w:val="16"/>
+          <w:szCs w:val="16"/>
+        </w:rPr>
+        <w:t xml:space="preserve"> + refer.dynamic.g_var45 + </w:t>
+      </w:r>
+      <w:proofErr w:type="spellStart"/>
+      <w:r>
+        <w:rPr>
+          <w:rFonts w:ascii="Arial" w:eastAsia="思源黑体 CN Normal" w:hAnsi="Arial" w:cs="Arial"/>
+          <w:sz w:val="16"/>
+          <w:szCs w:val="16"/>
+        </w:rPr>
+        <w:t>refer.dynamic.knb</w:t>
+      </w:r>
+      <w:proofErr w:type="spellEnd"/>
+      <w:r>
+        <w:rPr>
+          <w:rFonts w:ascii="Arial" w:eastAsia="思源黑体 CN Normal" w:hAnsi="Arial" w:cs="Arial"/>
+          <w:sz w:val="16"/>
+          <w:szCs w:val="16"/>
+        </w:rPr>
+        <w:t>)|unique%}</w:t>
       </w:r>
     </w:p>
     <w:p>
@@ -8491,7 +10392,25 @@
           <w:sz w:val="16"/>
           <w:szCs w:val="16"/>
         </w:rPr>
-        <w:t>{%p endfor%}</w:t>
+        <w:t xml:space="preserve">{%p </w:t>
+      </w:r>
+      <w:proofErr w:type="spellStart"/>
+      <w:r>
+        <w:rPr>
+          <w:rFonts w:ascii="Arial" w:eastAsia="思源黑体 CN Normal" w:hAnsi="Arial" w:cs="Arial"/>
+          <w:sz w:val="16"/>
+          <w:szCs w:val="16"/>
+        </w:rPr>
+        <w:t>endfor</w:t>
+      </w:r>
+      <w:proofErr w:type="spellEnd"/>
+      <w:r>
+        <w:rPr>
+          <w:rFonts w:ascii="Arial" w:eastAsia="思源黑体 CN Normal" w:hAnsi="Arial" w:cs="Arial"/>
+          <w:sz w:val="16"/>
+          <w:szCs w:val="16"/>
+        </w:rPr>
+        <w:t>%}</w:t>
       </w:r>
     </w:p>
     <w:p>
@@ -8512,7 +10431,51 @@
           <w:szCs w:val="13"/>
           <w:highlight w:val="magenta"/>
         </w:rPr>
-        <w:t>{{r page_break }}</w:t>
+        <w:t xml:space="preserve">{{r </w:t>
+      </w:r>
+      <w:proofErr w:type="spellStart"/>
+      <w:r>
+        <w:rPr>
+          <w:rFonts w:ascii="思源黑体 CN Light" w:eastAsia="思源黑体 CN Light" w:hAnsi="思源黑体 CN Light" w:hint="eastAsia"/>
+          <w:color w:val="595959" w:themeColor="text1" w:themeTint="A6"/>
+          <w:sz w:val="13"/>
+          <w:szCs w:val="13"/>
+          <w:highlight w:val="magenta"/>
+        </w:rPr>
+        <w:t>page_</w:t>
+      </w:r>
+      <w:proofErr w:type="gramStart"/>
+      <w:r>
+        <w:rPr>
+          <w:rFonts w:ascii="思源黑体 CN Light" w:eastAsia="思源黑体 CN Light" w:hAnsi="思源黑体 CN Light" w:hint="eastAsia"/>
+          <w:color w:val="595959" w:themeColor="text1" w:themeTint="A6"/>
+          <w:sz w:val="13"/>
+          <w:szCs w:val="13"/>
+          <w:highlight w:val="magenta"/>
+        </w:rPr>
+        <w:t>break</w:t>
+      </w:r>
+      <w:proofErr w:type="spellEnd"/>
+      <w:r>
+        <w:rPr>
+          <w:rFonts w:ascii="思源黑体 CN Light" w:eastAsia="思源黑体 CN Light" w:hAnsi="思源黑体 CN Light" w:hint="eastAsia"/>
+          <w:color w:val="595959" w:themeColor="text1" w:themeTint="A6"/>
+          <w:sz w:val="13"/>
+          <w:szCs w:val="13"/>
+          <w:highlight w:val="magenta"/>
+        </w:rPr>
+        <w:t xml:space="preserve"> }</w:t>
+      </w:r>
+      <w:proofErr w:type="gramEnd"/>
+      <w:r>
+        <w:rPr>
+          <w:rFonts w:ascii="思源黑体 CN Light" w:eastAsia="思源黑体 CN Light" w:hAnsi="思源黑体 CN Light" w:hint="eastAsia"/>
+          <w:color w:val="595959" w:themeColor="text1" w:themeTint="A6"/>
+          <w:sz w:val="13"/>
+          <w:szCs w:val="13"/>
+          <w:highlight w:val="magenta"/>
+        </w:rPr>
+        <w:t>}</w:t>
       </w:r>
     </w:p>
     <w:bookmarkEnd w:id="3"/>
@@ -8625,7 +10588,25 @@
           <w:sz w:val="17"/>
           <w:szCs w:val="17"/>
         </w:rPr>
-        <w:t>本产品检测范围覆盖18个胃癌/胃肠间质瘤靶向用药或预后相关基因的部分外显子和内含子。可检测目标区域范围内点突变，插入缺失突变，融合突变，拷贝数变异，微卫星不稳定性（MSI）以及部分化疗SNP位点。</w:t>
+        <w:t>本产品检测范围覆盖18个胃癌/胃肠间质</w:t>
+      </w:r>
+      <w:proofErr w:type="gramStart"/>
+      <w:r>
+        <w:rPr>
+          <w:rFonts w:ascii="思源黑体 CN Normal" w:eastAsia="思源黑体 CN Normal" w:hAnsi="思源黑体 CN Normal" w:hint="eastAsia"/>
+          <w:sz w:val="17"/>
+          <w:szCs w:val="17"/>
+        </w:rPr>
+        <w:t>瘤靶向</w:t>
+      </w:r>
+      <w:proofErr w:type="gramEnd"/>
+      <w:r>
+        <w:rPr>
+          <w:rFonts w:ascii="思源黑体 CN Normal" w:eastAsia="思源黑体 CN Normal" w:hAnsi="思源黑体 CN Normal" w:hint="eastAsia"/>
+          <w:sz w:val="17"/>
+          <w:szCs w:val="17"/>
+        </w:rPr>
+        <w:t>用药或预后相关基因的部分外显子和内含子。可检测目标区域范围内点突变，插入缺失突变，融合突变，拷贝数变异，微卫星不稳定性（MSI）以及部分化疗SNP位点。</w:t>
       </w:r>
     </w:p>
     <w:p>
@@ -11258,6 +13239,8 @@
             </w:rPr>
             <w:t>{</w:t>
           </w:r>
+          <w:proofErr w:type="spellStart"/>
+          <w:proofErr w:type="gramStart"/>
           <w:r>
             <w:rPr>
               <w:rFonts w:ascii="Arial" w:eastAsia="微软雅黑" w:hAnsi="Arial" w:cs="微软雅黑" w:hint="eastAsia"/>
@@ -11274,7 +13257,27 @@
               <w:sz w:val="23"/>
               <w:szCs w:val="23"/>
             </w:rPr>
-            <w:t>mple.report_date}}</w:t>
+            <w:t>mple.report</w:t>
+          </w:r>
+          <w:proofErr w:type="gramEnd"/>
+          <w:r>
+            <w:rPr>
+              <w:rFonts w:ascii="Arial" w:eastAsia="微软雅黑" w:hAnsi="Arial" w:cs="微软雅黑"/>
+              <w:spacing w:val="-1"/>
+              <w:sz w:val="23"/>
+              <w:szCs w:val="23"/>
+            </w:rPr>
+            <w:t>_date</w:t>
+          </w:r>
+          <w:proofErr w:type="spellEnd"/>
+          <w:r>
+            <w:rPr>
+              <w:rFonts w:ascii="Arial" w:eastAsia="微软雅黑" w:hAnsi="Arial" w:cs="微软雅黑"/>
+              <w:spacing w:val="-1"/>
+              <w:sz w:val="23"/>
+              <w:szCs w:val="23"/>
+            </w:rPr>
+            <w:t>}}</w:t>
           </w:r>
         </w:p>
       </w:tc>
@@ -11531,7 +13534,15 @@
                               <w:sz w:val="16"/>
                               <w:szCs w:val="16"/>
                             </w:rPr>
-                            <w:t xml:space="preserve"> 页 共 </w:t>
+                            <w:t xml:space="preserve"> </w:t>
+                          </w:r>
+                          <w:r>
+                            <w:rPr>
+                              <w:rFonts w:ascii="微软雅黑" w:eastAsia="微软雅黑" w:hAnsi="微软雅黑" w:cs="微软雅黑" w:hint="eastAsia"/>
+                              <w:sz w:val="16"/>
+                              <w:szCs w:val="16"/>
+                            </w:rPr>
+                            <w:t xml:space="preserve">页 共 </w:t>
                           </w:r>
                           <w:r>
                             <w:rPr>
@@ -11664,7 +13675,15 @@
                         <w:sz w:val="16"/>
                         <w:szCs w:val="16"/>
                       </w:rPr>
-                      <w:t xml:space="preserve"> 页 共 </w:t>
+                      <w:t xml:space="preserve"> </w:t>
+                    </w:r>
+                    <w:r>
+                      <w:rPr>
+                        <w:rFonts w:ascii="微软雅黑" w:eastAsia="微软雅黑" w:hAnsi="微软雅黑" w:cs="微软雅黑" w:hint="eastAsia"/>
+                        <w:sz w:val="16"/>
+                        <w:szCs w:val="16"/>
+                      </w:rPr>
+                      <w:t xml:space="preserve">页 共 </w:t>
                     </w:r>
                     <w:r>
                       <w:rPr>
@@ -11767,46 +13786,25 @@
         </w14:textOutline>
       </w:rPr>
     </w:pPr>
-  </w:p>
-  <w:p>
-    <w:pPr>
-      <w:spacing w:beforeLines="50" w:before="120" w:line="185" w:lineRule="auto"/>
-      <w:jc w:val="center"/>
-      <w:rPr>
-        <w:rFonts w:ascii="微软雅黑" w:eastAsia="微软雅黑" w:hAnsi="微软雅黑" w:cs="微软雅黑"/>
-        <w:color w:val="000000" w:themeColor="text1"/>
-        <w:spacing w:val="11"/>
-        <w:sz w:val="36"/>
-        <w:szCs w:val="36"/>
-        <w14:textOutline w14:w="6540" w14:cap="sq" w14:cmpd="sng" w14:algn="ctr">
-          <w14:solidFill>
-            <w14:srgbClr w14:val="000000"/>
-          </w14:solidFill>
-          <w14:prstDash w14:val="solid"/>
-          <w14:bevel/>
-        </w14:textOutline>
-      </w:rPr>
-    </w:pPr>
     <w:r>
       <w:rPr>
         <w:noProof/>
-        <w:color w:val="000000" w:themeColor="text1"/>
         <w:sz w:val="36"/>
         <w:szCs w:val="36"/>
       </w:rPr>
       <w:drawing>
-        <wp:anchor distT="0" distB="0" distL="114300" distR="114300" simplePos="0" relativeHeight="251661312" behindDoc="0" locked="0" layoutInCell="1" allowOverlap="1" wp14:anchorId="34F06AEC" wp14:editId="0642B468">
+        <wp:anchor distT="0" distB="0" distL="114300" distR="114300" simplePos="0" relativeHeight="251662336" behindDoc="0" locked="0" layoutInCell="1" allowOverlap="1" wp14:anchorId="5C6CF863" wp14:editId="07012D04">
           <wp:simplePos x="0" y="0"/>
           <wp:positionH relativeFrom="column">
-            <wp:posOffset>150495</wp:posOffset>
+            <wp:posOffset>133350</wp:posOffset>
           </wp:positionH>
           <wp:positionV relativeFrom="paragraph">
-            <wp:posOffset>22225</wp:posOffset>
+            <wp:posOffset>263525</wp:posOffset>
           </wp:positionV>
           <wp:extent cx="720090" cy="720090"/>
           <wp:effectExtent l="0" t="0" r="3810" b="3810"/>
           <wp:wrapNone/>
-          <wp:docPr id="1" name="图片 1" descr="71aa5f155f83810b1405cbac67526e4"/>
+          <wp:docPr id="2" name="图片 2" descr="71aa5f155f83810b1405cbac67526e4"/>
           <wp:cNvGraphicFramePr>
             <a:graphicFrameLocks xmlns:a="http://schemas.openxmlformats.org/drawingml/2006/main" noChangeAspect="1"/>
           </wp:cNvGraphicFramePr>
@@ -11814,7 +13812,7 @@
             <a:graphicData uri="http://schemas.openxmlformats.org/drawingml/2006/picture">
               <pic:pic xmlns:pic="http://schemas.openxmlformats.org/drawingml/2006/picture">
                 <pic:nvPicPr>
-                  <pic:cNvPr id="1" name="图片 1" descr="71aa5f155f83810b1405cbac67526e4"/>
+                  <pic:cNvPr id="18" name="图片 18" descr="71aa5f155f83810b1405cbac67526e4"/>
                   <pic:cNvPicPr>
                     <a:picLocks noChangeAspect="1"/>
                   </pic:cNvPicPr>
@@ -11840,6 +13838,26 @@
         </wp:anchor>
       </w:drawing>
     </w:r>
+  </w:p>
+  <w:p>
+    <w:pPr>
+      <w:spacing w:beforeLines="50" w:before="120" w:line="185" w:lineRule="auto"/>
+      <w:jc w:val="center"/>
+      <w:rPr>
+        <w:rFonts w:ascii="微软雅黑" w:eastAsia="微软雅黑" w:hAnsi="微软雅黑" w:cs="微软雅黑"/>
+        <w:color w:val="000000" w:themeColor="text1"/>
+        <w:spacing w:val="11"/>
+        <w:sz w:val="36"/>
+        <w:szCs w:val="36"/>
+        <w14:textOutline w14:w="6540" w14:cap="sq" w14:cmpd="sng" w14:algn="ctr">
+          <w14:solidFill>
+            <w14:srgbClr w14:val="000000"/>
+          </w14:solidFill>
+          <w14:prstDash w14:val="solid"/>
+          <w14:bevel/>
+        </w14:textOutline>
+      </w:rPr>
+    </w:pPr>
     <w:r>
       <w:rPr>
         <w:rFonts w:ascii="微软雅黑" w:eastAsia="微软雅黑" w:hAnsi="微软雅黑" w:cs="微软雅黑" w:hint="eastAsia"/>
@@ -12053,6 +14071,8 @@
             </w:rPr>
             <w:t>{</w:t>
           </w:r>
+          <w:proofErr w:type="spellStart"/>
+          <w:proofErr w:type="gramStart"/>
           <w:r>
             <w:rPr>
               <w:rFonts w:ascii="微软雅黑" w:eastAsia="微软雅黑" w:hAnsi="微软雅黑" w:cs="微软雅黑" w:hint="eastAsia"/>
@@ -12077,7 +14097,35 @@
                 <w14:srgbClr w14:val="43B3A5"/>
               </w14:shadow>
             </w:rPr>
-            <w:t>mple.patient_name}}</w:t>
+            <w:t>mple.patient</w:t>
+          </w:r>
+          <w:proofErr w:type="gramEnd"/>
+          <w:r>
+            <w:rPr>
+              <w:rFonts w:ascii="微软雅黑" w:eastAsia="微软雅黑" w:hAnsi="微软雅黑" w:cs="微软雅黑"/>
+              <w:color w:val="5B9BD5" w:themeColor="accent5"/>
+              <w:spacing w:val="7"/>
+              <w:sz w:val="24"/>
+              <w:szCs w:val="24"/>
+              <w14:shadow w14:blurRad="50800" w14:dist="50800" w14:dir="5400000" w14:sx="1000" w14:sy="1000" w14:kx="0" w14:ky="0" w14:algn="ctr">
+                <w14:srgbClr w14:val="43B3A5"/>
+              </w14:shadow>
+            </w:rPr>
+            <w:t>_name</w:t>
+          </w:r>
+          <w:proofErr w:type="spellEnd"/>
+          <w:r>
+            <w:rPr>
+              <w:rFonts w:ascii="微软雅黑" w:eastAsia="微软雅黑" w:hAnsi="微软雅黑" w:cs="微软雅黑"/>
+              <w:color w:val="5B9BD5" w:themeColor="accent5"/>
+              <w:spacing w:val="7"/>
+              <w:sz w:val="24"/>
+              <w:szCs w:val="24"/>
+              <w14:shadow w14:blurRad="50800" w14:dist="50800" w14:dir="5400000" w14:sx="1000" w14:sy="1000" w14:kx="0" w14:ky="0" w14:algn="ctr">
+                <w14:srgbClr w14:val="43B3A5"/>
+              </w14:shadow>
+            </w:rPr>
+            <w:t>}}</w:t>
           </w:r>
         </w:p>
       </w:tc>
@@ -12140,6 +14188,7 @@
             </w:rPr>
             <w:t>{</w:t>
           </w:r>
+          <w:proofErr w:type="spellStart"/>
           <w:r>
             <w:rPr>
               <w:rFonts w:ascii="微软雅黑" w:eastAsia="微软雅黑" w:hAnsi="微软雅黑" w:cs="微软雅黑" w:hint="eastAsia"/>
@@ -12164,7 +14213,21 @@
                 <w14:srgbClr w14:val="43B3A5"/>
               </w14:shadow>
             </w:rPr>
-            <w:t>mple.ZJFB_mark_dict.</w:t>
+            <w:t>mple.ZJFB_mark_dict</w:t>
+          </w:r>
+          <w:proofErr w:type="spellEnd"/>
+          <w:r>
+            <w:rPr>
+              <w:rFonts w:ascii="微软雅黑" w:eastAsia="微软雅黑" w:hAnsi="微软雅黑" w:cs="微软雅黑"/>
+              <w:color w:val="5B9BD5" w:themeColor="accent5"/>
+              <w:spacing w:val="7"/>
+              <w:sz w:val="24"/>
+              <w:szCs w:val="24"/>
+              <w14:shadow w14:blurRad="50800" w14:dist="50800" w14:dir="5400000" w14:sx="1000" w14:sy="1000" w14:kx="0" w14:ky="0" w14:algn="ctr">
+                <w14:srgbClr w14:val="43B3A5"/>
+              </w14:shadow>
+            </w:rPr>
+            <w:t>.</w:t>
           </w:r>
           <w:r>
             <w:rPr>
